--- a/docs/범용_문서양식_template.docx
+++ b/docs/범용_문서양식_template.docx
@@ -2,9 +2,102 @@
 <file path=word/document.xml><?xml version="1.0" encoding="utf-8"?>
 <w:document xmlns:wpc="http://schemas.microsoft.com/office/word/2010/wordprocessingCanvas" xmlns:mc="http://schemas.openxmlformats.org/markup-compatibility/2006" xmlns:o="urn:schemas-microsoft-com:office:office" xmlns:r="http://schemas.openxmlformats.org/officeDocument/2006/relationships" xmlns:m="http://schemas.openxmlformats.org/officeDocument/2006/math" xmlns:v="urn:schemas-microsoft-com:vml" xmlns:wp14="http://schemas.microsoft.com/office/word/2010/wordprocessingDrawing" xmlns:wp="http://schemas.openxmlformats.org/drawingml/2006/wordprocessingDrawing" xmlns:w10="urn:schemas-microsoft-com:office:word" xmlns:w="http://schemas.openxmlformats.org/wordprocessingml/2006/main" xmlns:w14="http://schemas.microsoft.com/office/word/2010/wordml" xmlns:w15="http://schemas.microsoft.com/office/word/2012/wordml" xmlns:wpg="http://schemas.microsoft.com/office/word/2010/wordprocessingGroup" xmlns:wpi="http://schemas.microsoft.com/office/word/2010/wordprocessingInk" xmlns:wne="http://schemas.microsoft.com/office/word/2006/wordml" xmlns:wps="http://schemas.microsoft.com/office/word/2010/wordprocessingShape" xmlns:cx="http://schemas.microsoft.com/office/drawing/2014/chartex" xmlns:cx1="http://schemas.microsoft.com/office/drawing/2015/9/8/chartex" xmlns:cx2="http://schemas.microsoft.com/office/drawing/2015/10/21/chartex" xmlns:cx3="http://schemas.microsoft.com/office/drawing/2016/5/9/chartex" xmlns:cx4="http://schemas.microsoft.com/office/drawing/2016/5/10/chartex" xmlns:cx5="http://schemas.microsoft.com/office/drawing/2016/5/11/chartex" xmlns:cx6="http://schemas.microsoft.com/office/drawing/2016/5/12/chartex" xmlns:cx7="http://schemas.microsoft.com/office/drawing/2016/5/13/chartex" xmlns:cx8="http://schemas.microsoft.com/office/drawing/2016/5/14/chartex" xmlns:aink="http://schemas.microsoft.com/office/drawing/2016/ink" xmlns:am3d="http://schemas.microsoft.com/office/drawing/2017/model3d" xmlns:w16cex="http://schemas.microsoft.com/office/word/2018/wordml/cex" xmlns:w16cid="http://schemas.microsoft.com/office/word/2016/wordml/cid" xmlns:w16="http://schemas.microsoft.com/office/word/2018/wordml" xmlns:w16sdtdh="http://schemas.microsoft.com/office/word/2020/wordml/sdtdatahash" xmlns:w16se="http://schemas.microsoft.com/office/word/2015/wordml/symex" mc:Ignorable="w14 w15 wp14">
   <w:body>
+    <w:tbl>
+      <w:tblPr>
+        <w:tblW w:type="dxa" w:w="8800"/>
+        <w:tblBorders>
+          <w:top w:val="none"/>
+          <w:left w:val="none"/>
+          <w:bottom w:val="none"/>
+          <w:right w:val="none"/>
+          <w:insideH w:val="single" w:color="auto" w:sz="4"/>
+          <w:insideV w:val="single" w:color="auto" w:sz="4"/>
+        </w:tblBorders>
+      </w:tblPr>
+      <w:tblGrid>
+        <w:gridCol w:w="8800"/>
+      </w:tblGrid>
+      <w:tr>
+        <w:tc>
+          <w:tcPr>
+            <w:tcW w:type="dxa" w:w="8800"/>
+            <w:tcBorders>
+              <w:top w:val="none"/>
+              <w:left w:val="none"/>
+              <w:bottom w:val="none"/>
+              <w:right w:val="none"/>
+            </w:tcBorders>
+            <w:shd w:fill="F6F7F9" w:color="auto" w:val="clear"/>
+            <w:vAlign w:val="center"/>
+          </w:tcPr>
+          <w:p>
+            <w:pPr>
+              <w:spacing w:after="113" w:before="340"/>
+              <w:jc w:val="center"/>
+            </w:pPr>
+            <w:r>
+              <w:rPr>
+                <w:rFonts w:ascii="Pretendard" w:cs="Pretendard" w:eastAsia="Pretendard" w:hAnsi="Pretendard"/>
+                <w:b/>
+                <w:bCs/>
+                <w:i w:val="false"/>
+                <w:iCs w:val="false"/>
+                <w:color w:val="24292E"/>
+                <w:sz w:val="56"/>
+                <w:szCs w:val="56"/>
+              </w:rPr>
+              <w:t xml:space="preserve">[문서 제목]</w:t>
+            </w:r>
+          </w:p>
+          <w:p>
+            <w:pPr>
+              <w:spacing w:after="340" w:before="0"/>
+              <w:jc w:val="center"/>
+            </w:pPr>
+            <w:r>
+              <w:rPr>
+                <w:rFonts w:ascii="Pretendard" w:cs="Pretendard" w:eastAsia="Pretendard" w:hAnsi="Pretendard"/>
+                <w:b w:val="false"/>
+                <w:bCs w:val="false"/>
+                <w:i/>
+                <w:iCs/>
+                <w:color w:val="596066"/>
+                <w:sz w:val="22"/>
+                <w:szCs w:val="22"/>
+              </w:rPr>
+              <w:t xml:space="preserve">[부제목 또는 한 줄 요약]</w:t>
+            </w:r>
+          </w:p>
+        </w:tc>
+      </w:tr>
+      <w:tr>
+        <w:trPr>
+          <w:trHeight w:val="100" w:hRule="exact"/>
+        </w:trPr>
+        <w:tc>
+          <w:tcPr>
+            <w:tcW w:type="dxa" w:w="8800"/>
+            <w:tcBorders>
+              <w:top w:val="none"/>
+              <w:left w:val="none"/>
+              <w:bottom w:val="none"/>
+              <w:right w:val="none"/>
+            </w:tcBorders>
+            <w:shd w:fill="58C65D" w:color="auto" w:val="clear"/>
+            <w:vAlign w:val="center"/>
+          </w:tcPr>
+          <w:p>
+            <w:pPr>
+              <w:spacing w:after="0" w:before="0"/>
+              <w:jc w:val="left"/>
+            </w:pPr>
+          </w:p>
+        </w:tc>
+      </w:tr>
+    </w:tbl>
     <w:p>
       <w:pPr>
-        <w:spacing w:after="0" w:before="226"/>
+        <w:spacing w:after="0" w:before="284"/>
       </w:pPr>
     </w:p>
     <w:tbl>
@@ -20,25 +113,25 @@
         </w:tblBorders>
       </w:tblPr>
       <w:tblGrid>
-        <w:gridCol w:w="4400"/>
-        <w:gridCol w:w="4400"/>
+        <w:gridCol w:w="2000"/>
+        <w:gridCol w:w="6800"/>
       </w:tblGrid>
       <w:tr>
         <w:tc>
           <w:tcPr>
-            <w:tcW w:type="dxa" w:w="4400"/>
-            <w:tcBorders>
-              <w:top w:val="single" w:color="E5E7EA" w:sz="4"/>
-              <w:left w:val="single" w:color="E5E7EA" w:sz="4"/>
-              <w:bottom w:val="single" w:color="E5E7EA" w:sz="4"/>
-              <w:right w:val="single" w:color="E5E7EA" w:sz="4"/>
-            </w:tcBorders>
-            <w:shd w:fill="24292E" w:color="auto" w:val="clear"/>
-            <w:vAlign w:val="center"/>
-          </w:tcPr>
-          <w:p>
-            <w:pPr>
-              <w:spacing w:after="40" w:before="40"/>
+            <w:tcW w:type="dxa" w:w="2000"/>
+            <w:tcBorders>
+              <w:top w:val="single" w:color="E5E7EA" w:sz="4"/>
+              <w:left w:val="single" w:color="E5E7EA" w:sz="4"/>
+              <w:bottom w:val="single" w:color="E5E7EA" w:sz="4"/>
+              <w:right w:val="single" w:color="E5E7EA" w:sz="4"/>
+            </w:tcBorders>
+            <w:shd w:fill="F0F1F3" w:color="auto" w:val="clear"/>
+            <w:vAlign w:val="center"/>
+          </w:tcPr>
+          <w:p>
+            <w:pPr>
+              <w:spacing w:after="50" w:before="50"/>
               <w:jc w:val="left"/>
             </w:pPr>
             <w:r>
@@ -46,29 +139,65 @@
                 <w:rFonts w:ascii="Pretendard" w:cs="Pretendard" w:eastAsia="Pretendard" w:hAnsi="Pretendard"/>
                 <w:b/>
                 <w:bCs/>
-                <w:color w:val="FFFFFF"/>
-                <w:sz w:val="20"/>
-                <w:szCs w:val="20"/>
-              </w:rPr>
-              <w:t xml:space="preserve">수신</w:t>
-            </w:r>
-          </w:p>
-        </w:tc>
-        <w:tc>
-          <w:tcPr>
-            <w:tcW w:type="dxa" w:w="4400"/>
-            <w:tcBorders>
-              <w:top w:val="single" w:color="E5E7EA" w:sz="4"/>
-              <w:left w:val="single" w:color="E5E7EA" w:sz="4"/>
-              <w:bottom w:val="single" w:color="E5E7EA" w:sz="4"/>
-              <w:right w:val="single" w:color="E5E7EA" w:sz="4"/>
-            </w:tcBorders>
-            <w:shd w:fill="24292E" w:color="auto" w:val="clear"/>
-            <w:vAlign w:val="center"/>
-          </w:tcPr>
-          <w:p>
-            <w:pPr>
-              <w:spacing w:after="40" w:before="40"/>
+                <w:i w:val="false"/>
+                <w:iCs w:val="false"/>
+                <w:color w:val="596066"/>
+                <w:sz w:val="19"/>
+                <w:szCs w:val="19"/>
+              </w:rPr>
+              <w:t xml:space="preserve">문서 번호</w:t>
+            </w:r>
+          </w:p>
+        </w:tc>
+        <w:tc>
+          <w:tcPr>
+            <w:tcW w:type="dxa" w:w="6800"/>
+            <w:tcBorders>
+              <w:top w:val="single" w:color="E5E7EA" w:sz="4"/>
+              <w:left w:val="single" w:color="E5E7EA" w:sz="4"/>
+              <w:bottom w:val="single" w:color="E5E7EA" w:sz="4"/>
+              <w:right w:val="single" w:color="E5E7EA" w:sz="4"/>
+            </w:tcBorders>
+            <w:shd w:fill="FFFFFF" w:color="auto" w:val="clear"/>
+            <w:vAlign w:val="center"/>
+          </w:tcPr>
+          <w:p>
+            <w:pPr>
+              <w:spacing w:after="50" w:before="50"/>
+              <w:jc w:val="left"/>
+            </w:pPr>
+            <w:r>
+              <w:rPr>
+                <w:rFonts w:ascii="Pretendard" w:cs="Pretendard" w:eastAsia="Pretendard" w:hAnsi="Pretendard"/>
+                <w:b w:val="false"/>
+                <w:bCs w:val="false"/>
+                <w:i w:val="false"/>
+                <w:iCs w:val="false"/>
+                <w:color w:val="24292E"/>
+                <w:sz w:val="19"/>
+                <w:szCs w:val="19"/>
+              </w:rPr>
+              <w:t xml:space="preserve">[DOC-0000-00]</w:t>
+            </w:r>
+          </w:p>
+        </w:tc>
+      </w:tr>
+      <w:tr>
+        <w:tc>
+          <w:tcPr>
+            <w:tcW w:type="dxa" w:w="2000"/>
+            <w:tcBorders>
+              <w:top w:val="single" w:color="E5E7EA" w:sz="4"/>
+              <w:left w:val="single" w:color="E5E7EA" w:sz="4"/>
+              <w:bottom w:val="single" w:color="E5E7EA" w:sz="4"/>
+              <w:right w:val="single" w:color="E5E7EA" w:sz="4"/>
+            </w:tcBorders>
+            <w:shd w:fill="F6F7F9" w:color="auto" w:val="clear"/>
+            <w:vAlign w:val="center"/>
+          </w:tcPr>
+          <w:p>
+            <w:pPr>
+              <w:spacing w:after="50" w:before="50"/>
               <w:jc w:val="left"/>
             </w:pPr>
             <w:r>
@@ -76,11 +205,45 @@
                 <w:rFonts w:ascii="Pretendard" w:cs="Pretendard" w:eastAsia="Pretendard" w:hAnsi="Pretendard"/>
                 <w:b/>
                 <w:bCs/>
-                <w:color w:val="FFFFFF"/>
-                <w:sz w:val="20"/>
-                <w:szCs w:val="20"/>
-              </w:rPr>
-              <w:t xml:space="preserve">발신</w:t>
+                <w:i w:val="false"/>
+                <w:iCs w:val="false"/>
+                <w:color w:val="596066"/>
+                <w:sz w:val="19"/>
+                <w:szCs w:val="19"/>
+              </w:rPr>
+              <w:t xml:space="preserve">작성일</w:t>
+            </w:r>
+          </w:p>
+        </w:tc>
+        <w:tc>
+          <w:tcPr>
+            <w:tcW w:type="dxa" w:w="6800"/>
+            <w:tcBorders>
+              <w:top w:val="single" w:color="E5E7EA" w:sz="4"/>
+              <w:left w:val="single" w:color="E5E7EA" w:sz="4"/>
+              <w:bottom w:val="single" w:color="E5E7EA" w:sz="4"/>
+              <w:right w:val="single" w:color="E5E7EA" w:sz="4"/>
+            </w:tcBorders>
+            <w:shd w:fill="F6F7F9" w:color="auto" w:val="clear"/>
+            <w:vAlign w:val="center"/>
+          </w:tcPr>
+          <w:p>
+            <w:pPr>
+              <w:spacing w:after="50" w:before="50"/>
+              <w:jc w:val="left"/>
+            </w:pPr>
+            <w:r>
+              <w:rPr>
+                <w:rFonts w:ascii="Pretendard" w:cs="Pretendard" w:eastAsia="Pretendard" w:hAnsi="Pretendard"/>
+                <w:b w:val="false"/>
+                <w:bCs w:val="false"/>
+                <w:i w:val="false"/>
+                <w:iCs w:val="false"/>
+                <w:color w:val="24292E"/>
+                <w:sz w:val="19"/>
+                <w:szCs w:val="19"/>
+              </w:rPr>
+              <w:t xml:space="preserve">____년  __월  __일</w:t>
             </w:r>
           </w:p>
         </w:tc>
@@ -88,7 +251,73 @@
       <w:tr>
         <w:tc>
           <w:tcPr>
-            <w:tcW w:type="dxa" w:w="4400"/>
+            <w:tcW w:type="dxa" w:w="2000"/>
+            <w:tcBorders>
+              <w:top w:val="single" w:color="E5E7EA" w:sz="4"/>
+              <w:left w:val="single" w:color="E5E7EA" w:sz="4"/>
+              <w:bottom w:val="single" w:color="E5E7EA" w:sz="4"/>
+              <w:right w:val="single" w:color="E5E7EA" w:sz="4"/>
+            </w:tcBorders>
+            <w:shd w:fill="F0F1F3" w:color="auto" w:val="clear"/>
+            <w:vAlign w:val="center"/>
+          </w:tcPr>
+          <w:p>
+            <w:pPr>
+              <w:spacing w:after="50" w:before="50"/>
+              <w:jc w:val="left"/>
+            </w:pPr>
+            <w:r>
+              <w:rPr>
+                <w:rFonts w:ascii="Pretendard" w:cs="Pretendard" w:eastAsia="Pretendard" w:hAnsi="Pretendard"/>
+                <w:b/>
+                <w:bCs/>
+                <w:i w:val="false"/>
+                <w:iCs w:val="false"/>
+                <w:color w:val="596066"/>
+                <w:sz w:val="19"/>
+                <w:szCs w:val="19"/>
+              </w:rPr>
+              <w:t xml:space="preserve">작성자</w:t>
+            </w:r>
+          </w:p>
+        </w:tc>
+        <w:tc>
+          <w:tcPr>
+            <w:tcW w:type="dxa" w:w="6800"/>
+            <w:tcBorders>
+              <w:top w:val="single" w:color="E5E7EA" w:sz="4"/>
+              <w:left w:val="single" w:color="E5E7EA" w:sz="4"/>
+              <w:bottom w:val="single" w:color="E5E7EA" w:sz="4"/>
+              <w:right w:val="single" w:color="E5E7EA" w:sz="4"/>
+            </w:tcBorders>
+            <w:shd w:fill="FFFFFF" w:color="auto" w:val="clear"/>
+            <w:vAlign w:val="center"/>
+          </w:tcPr>
+          <w:p>
+            <w:pPr>
+              <w:spacing w:after="50" w:before="50"/>
+              <w:jc w:val="left"/>
+            </w:pPr>
+            <w:r>
+              <w:rPr>
+                <w:rFonts w:ascii="Pretendard" w:cs="Pretendard" w:eastAsia="Pretendard" w:hAnsi="Pretendard"/>
+                <w:b w:val="false"/>
+                <w:bCs w:val="false"/>
+                <w:i w:val="false"/>
+                <w:iCs w:val="false"/>
+                <w:color w:val="24292E"/>
+                <w:sz w:val="19"/>
+                <w:szCs w:val="19"/>
+              </w:rPr>
+              <w:t xml:space="preserve">[성명 / 부서 / 직책]</w:t>
+            </w:r>
+          </w:p>
+        </w:tc>
+      </w:tr>
+      <w:tr>
+        <w:tc>
+          <w:tcPr>
+            <w:tcW w:type="dxa" w:w="2000"/>
             <w:tcBorders>
               <w:top w:val="single" w:color="E5E7EA" w:sz="4"/>
               <w:left w:val="single" w:color="E5E7EA" w:sz="4"/>
@@ -96,129 +325,189 @@
               <w:right w:val="single" w:color="E5E7EA" w:sz="4"/>
             </w:tcBorders>
             <w:shd w:fill="F6F7F9" w:color="auto" w:val="clear"/>
-          </w:tcPr>
-          <w:p>
-            <w:pPr>
-              <w:spacing w:after="20" w:before="80"/>
-            </w:pPr>
-            <w:r>
-              <w:rPr>
-                <w:rFonts w:ascii="Pretendard" w:cs="Pretendard" w:eastAsia="Pretendard" w:hAnsi="Pretendard"/>
+            <w:vAlign w:val="center"/>
+          </w:tcPr>
+          <w:p>
+            <w:pPr>
+              <w:spacing w:after="50" w:before="50"/>
+              <w:jc w:val="left"/>
+            </w:pPr>
+            <w:r>
+              <w:rPr>
+                <w:rFonts w:ascii="Pretendard" w:cs="Pretendard" w:eastAsia="Pretendard" w:hAnsi="Pretendard"/>
+                <w:b/>
+                <w:bCs/>
+                <w:i w:val="false"/>
+                <w:iCs w:val="false"/>
+                <w:color w:val="596066"/>
+                <w:sz w:val="19"/>
+                <w:szCs w:val="19"/>
+              </w:rPr>
+              <w:t xml:space="preserve">수  신</w:t>
+            </w:r>
+          </w:p>
+        </w:tc>
+        <w:tc>
+          <w:tcPr>
+            <w:tcW w:type="dxa" w:w="6800"/>
+            <w:tcBorders>
+              <w:top w:val="single" w:color="E5E7EA" w:sz="4"/>
+              <w:left w:val="single" w:color="E5E7EA" w:sz="4"/>
+              <w:bottom w:val="single" w:color="E5E7EA" w:sz="4"/>
+              <w:right w:val="single" w:color="E5E7EA" w:sz="4"/>
+            </w:tcBorders>
+            <w:shd w:fill="F6F7F9" w:color="auto" w:val="clear"/>
+            <w:vAlign w:val="center"/>
+          </w:tcPr>
+          <w:p>
+            <w:pPr>
+              <w:spacing w:after="50" w:before="50"/>
+              <w:jc w:val="left"/>
+            </w:pPr>
+            <w:r>
+              <w:rPr>
+                <w:rFonts w:ascii="Pretendard" w:cs="Pretendard" w:eastAsia="Pretendard" w:hAnsi="Pretendard"/>
+                <w:b w:val="false"/>
+                <w:bCs w:val="false"/>
+                <w:i w:val="false"/>
+                <w:iCs w:val="false"/>
                 <w:color w:val="24292E"/>
-                <w:sz w:val="20"/>
-                <w:szCs w:val="20"/>
-              </w:rPr>
-              <w:t xml:space="preserve">회사명: [수신처 회사명]</w:t>
-            </w:r>
-          </w:p>
-          <w:p>
-            <w:pPr>
-              <w:spacing w:after="20" w:before="20"/>
-            </w:pPr>
-            <w:r>
-              <w:rPr>
-                <w:rFonts w:ascii="Pretendard" w:cs="Pretendard" w:eastAsia="Pretendard" w:hAnsi="Pretendard"/>
+                <w:sz w:val="19"/>
+                <w:szCs w:val="19"/>
+              </w:rPr>
+              <w:t xml:space="preserve">[수신처 회사명 / 담당자]</w:t>
+            </w:r>
+          </w:p>
+        </w:tc>
+      </w:tr>
+      <w:tr>
+        <w:tc>
+          <w:tcPr>
+            <w:tcW w:type="dxa" w:w="2000"/>
+            <w:tcBorders>
+              <w:top w:val="single" w:color="E5E7EA" w:sz="4"/>
+              <w:left w:val="single" w:color="E5E7EA" w:sz="4"/>
+              <w:bottom w:val="single" w:color="E5E7EA" w:sz="4"/>
+              <w:right w:val="single" w:color="E5E7EA" w:sz="4"/>
+            </w:tcBorders>
+            <w:shd w:fill="F0F1F3" w:color="auto" w:val="clear"/>
+            <w:vAlign w:val="center"/>
+          </w:tcPr>
+          <w:p>
+            <w:pPr>
+              <w:spacing w:after="50" w:before="50"/>
+              <w:jc w:val="left"/>
+            </w:pPr>
+            <w:r>
+              <w:rPr>
+                <w:rFonts w:ascii="Pretendard" w:cs="Pretendard" w:eastAsia="Pretendard" w:hAnsi="Pretendard"/>
+                <w:b/>
+                <w:bCs/>
+                <w:i w:val="false"/>
+                <w:iCs w:val="false"/>
+                <w:color w:val="596066"/>
+                <w:sz w:val="19"/>
+                <w:szCs w:val="19"/>
+              </w:rPr>
+              <w:t xml:space="preserve">참  조</w:t>
+            </w:r>
+          </w:p>
+        </w:tc>
+        <w:tc>
+          <w:tcPr>
+            <w:tcW w:type="dxa" w:w="6800"/>
+            <w:tcBorders>
+              <w:top w:val="single" w:color="E5E7EA" w:sz="4"/>
+              <w:left w:val="single" w:color="E5E7EA" w:sz="4"/>
+              <w:bottom w:val="single" w:color="E5E7EA" w:sz="4"/>
+              <w:right w:val="single" w:color="E5E7EA" w:sz="4"/>
+            </w:tcBorders>
+            <w:shd w:fill="FFFFFF" w:color="auto" w:val="clear"/>
+            <w:vAlign w:val="center"/>
+          </w:tcPr>
+          <w:p>
+            <w:pPr>
+              <w:spacing w:after="50" w:before="50"/>
+              <w:jc w:val="left"/>
+            </w:pPr>
+            <w:r>
+              <w:rPr>
+                <w:rFonts w:ascii="Pretendard" w:cs="Pretendard" w:eastAsia="Pretendard" w:hAnsi="Pretendard"/>
+                <w:b w:val="false"/>
+                <w:bCs w:val="false"/>
+                <w:i w:val="false"/>
+                <w:iCs w:val="false"/>
                 <w:color w:val="24292E"/>
-                <w:sz w:val="20"/>
-                <w:szCs w:val="20"/>
-              </w:rPr>
-              <w:t xml:space="preserve">부서/직책: [부서명]  [직책]</w:t>
-            </w:r>
-          </w:p>
-          <w:p>
-            <w:pPr>
-              <w:spacing w:after="20" w:before="20"/>
-            </w:pPr>
-            <w:r>
-              <w:rPr>
-                <w:rFonts w:ascii="Pretendard" w:cs="Pretendard" w:eastAsia="Pretendard" w:hAnsi="Pretendard"/>
+                <w:sz w:val="19"/>
+                <w:szCs w:val="19"/>
+              </w:rPr>
+              <w:t xml:space="preserve">[참조자 성명 또는 부서]</w:t>
+            </w:r>
+          </w:p>
+        </w:tc>
+      </w:tr>
+      <w:tr>
+        <w:tc>
+          <w:tcPr>
+            <w:tcW w:type="dxa" w:w="2000"/>
+            <w:tcBorders>
+              <w:top w:val="single" w:color="E5E7EA" w:sz="4"/>
+              <w:left w:val="single" w:color="E5E7EA" w:sz="4"/>
+              <w:bottom w:val="single" w:color="E5E7EA" w:sz="4"/>
+              <w:right w:val="single" w:color="E5E7EA" w:sz="4"/>
+            </w:tcBorders>
+            <w:shd w:fill="F6F7F9" w:color="auto" w:val="clear"/>
+            <w:vAlign w:val="center"/>
+          </w:tcPr>
+          <w:p>
+            <w:pPr>
+              <w:spacing w:after="50" w:before="50"/>
+              <w:jc w:val="left"/>
+            </w:pPr>
+            <w:r>
+              <w:rPr>
+                <w:rFonts w:ascii="Pretendard" w:cs="Pretendard" w:eastAsia="Pretendard" w:hAnsi="Pretendard"/>
+                <w:b/>
+                <w:bCs/>
+                <w:i w:val="false"/>
+                <w:iCs w:val="false"/>
+                <w:color w:val="596066"/>
+                <w:sz w:val="19"/>
+                <w:szCs w:val="19"/>
+              </w:rPr>
+              <w:t xml:space="preserve">보안 등급</w:t>
+            </w:r>
+          </w:p>
+        </w:tc>
+        <w:tc>
+          <w:tcPr>
+            <w:tcW w:type="dxa" w:w="6800"/>
+            <w:tcBorders>
+              <w:top w:val="single" w:color="E5E7EA" w:sz="4"/>
+              <w:left w:val="single" w:color="E5E7EA" w:sz="4"/>
+              <w:bottom w:val="single" w:color="E5E7EA" w:sz="4"/>
+              <w:right w:val="single" w:color="E5E7EA" w:sz="4"/>
+            </w:tcBorders>
+            <w:shd w:fill="F6F7F9" w:color="auto" w:val="clear"/>
+            <w:vAlign w:val="center"/>
+          </w:tcPr>
+          <w:p>
+            <w:pPr>
+              <w:spacing w:after="50" w:before="50"/>
+              <w:jc w:val="left"/>
+            </w:pPr>
+            <w:r>
+              <w:rPr>
+                <w:rFonts w:ascii="Pretendard" w:cs="Pretendard" w:eastAsia="Pretendard" w:hAnsi="Pretendard"/>
+                <w:b w:val="false"/>
+                <w:bCs w:val="false"/>
+                <w:i w:val="false"/>
+                <w:iCs w:val="false"/>
                 <w:color w:val="24292E"/>
-                <w:sz w:val="20"/>
-                <w:szCs w:val="20"/>
-              </w:rPr>
-              <w:t xml:space="preserve">담당자: [성명]</w:t>
-            </w:r>
-          </w:p>
-          <w:p>
-            <w:pPr>
-              <w:spacing w:after="80" w:before="20"/>
-            </w:pPr>
-            <w:r>
-              <w:rPr>
-                <w:rFonts w:ascii="Pretendard" w:cs="Pretendard" w:eastAsia="Pretendard" w:hAnsi="Pretendard"/>
-                <w:color w:val="24292E"/>
-                <w:sz w:val="20"/>
-                <w:szCs w:val="20"/>
-              </w:rPr>
-              <w:t xml:space="preserve">연락처: [전화번호 / 이메일]</w:t>
-            </w:r>
-          </w:p>
-        </w:tc>
-        <w:tc>
-          <w:tcPr>
-            <w:tcW w:type="dxa" w:w="4400"/>
-            <w:tcBorders>
-              <w:top w:val="single" w:color="E5E7EA" w:sz="4"/>
-              <w:left w:val="single" w:color="E5E7EA" w:sz="4"/>
-              <w:bottom w:val="single" w:color="E5E7EA" w:sz="4"/>
-              <w:right w:val="single" w:color="E5E7EA" w:sz="4"/>
-            </w:tcBorders>
-            <w:shd w:fill="F6F7F9" w:color="auto" w:val="clear"/>
-          </w:tcPr>
-          <w:p>
-            <w:pPr>
-              <w:spacing w:after="20" w:before="80"/>
-            </w:pPr>
-            <w:r>
-              <w:rPr>
-                <w:rFonts w:ascii="Pretendard" w:cs="Pretendard" w:eastAsia="Pretendard" w:hAnsi="Pretendard"/>
-                <w:color w:val="24292E"/>
-                <w:sz w:val="20"/>
-                <w:szCs w:val="20"/>
-              </w:rPr>
-              <w:t xml:space="preserve">회사명: MNM Networks</w:t>
-            </w:r>
-          </w:p>
-          <w:p>
-            <w:pPr>
-              <w:spacing w:after="20" w:before="20"/>
-            </w:pPr>
-            <w:r>
-              <w:rPr>
-                <w:rFonts w:ascii="Pretendard" w:cs="Pretendard" w:eastAsia="Pretendard" w:hAnsi="Pretendard"/>
-                <w:color w:val="24292E"/>
-                <w:sz w:val="20"/>
-                <w:szCs w:val="20"/>
-              </w:rPr>
-              <w:t xml:space="preserve">부서/직책: [부서명]  [직책]</w:t>
-            </w:r>
-          </w:p>
-          <w:p>
-            <w:pPr>
-              <w:spacing w:after="20" w:before="20"/>
-            </w:pPr>
-            <w:r>
-              <w:rPr>
-                <w:rFonts w:ascii="Pretendard" w:cs="Pretendard" w:eastAsia="Pretendard" w:hAnsi="Pretendard"/>
-                <w:color w:val="24292E"/>
-                <w:sz w:val="20"/>
-                <w:szCs w:val="20"/>
-              </w:rPr>
-              <w:t xml:space="preserve">담당자: [성명]</w:t>
-            </w:r>
-          </w:p>
-          <w:p>
-            <w:pPr>
-              <w:spacing w:after="80" w:before="20"/>
-            </w:pPr>
-            <w:r>
-              <w:rPr>
-                <w:rFonts w:ascii="Pretendard" w:cs="Pretendard" w:eastAsia="Pretendard" w:hAnsi="Pretendard"/>
-                <w:color w:val="24292E"/>
-                <w:sz w:val="20"/>
-                <w:szCs w:val="20"/>
-              </w:rPr>
-              <w:t xml:space="preserve">작성일: ____년  __월  __일</w:t>
+                <w:sz w:val="19"/>
+                <w:szCs w:val="19"/>
+              </w:rPr>
+              <w:t xml:space="preserve">□ 일반   □ 대외비   □ 기밀</w:t>
             </w:r>
           </w:p>
         </w:tc>
@@ -226,209 +515,377 @@
     </w:tbl>
     <w:p>
       <w:pPr>
-        <w:spacing w:after="0" w:before="113"/>
+        <w:spacing w:after="0" w:before="340"/>
+      </w:pPr>
+    </w:p>
+    <w:tbl>
+      <w:tblPr>
+        <w:tblW w:type="dxa" w:w="8800"/>
+        <w:tblBorders>
+          <w:top w:val="none"/>
+          <w:left w:val="none"/>
+          <w:bottom w:val="none"/>
+          <w:right w:val="none"/>
+          <w:insideH w:val="single" w:color="auto" w:sz="4"/>
+          <w:insideV w:val="single" w:color="auto" w:sz="4"/>
+        </w:tblBorders>
+      </w:tblPr>
+      <w:tblGrid>
+        <w:gridCol w:w="520"/>
+        <w:gridCol w:w="8280"/>
+      </w:tblGrid>
+      <w:tr>
+        <w:tc>
+          <w:tcPr>
+            <w:tcW w:type="dxa" w:w="520"/>
+            <w:tcBorders>
+              <w:top w:val="none"/>
+              <w:left w:val="none"/>
+              <w:bottom w:val="none"/>
+              <w:right w:val="none"/>
+            </w:tcBorders>
+            <w:shd w:fill="58C65D" w:color="auto" w:val="clear"/>
+            <w:vAlign w:val="center"/>
+          </w:tcPr>
+          <w:p>
+            <w:pPr>
+              <w:spacing w:after="30" w:before="30"/>
+              <w:jc w:val="center"/>
+            </w:pPr>
+            <w:r>
+              <w:rPr>
+                <w:rFonts w:ascii="Pretendard" w:cs="Pretendard" w:eastAsia="Pretendard" w:hAnsi="Pretendard"/>
+                <w:b/>
+                <w:bCs/>
+                <w:i w:val="false"/>
+                <w:iCs w:val="false"/>
+                <w:color w:val="FFFFFF"/>
+                <w:sz w:val="18"/>
+                <w:szCs w:val="18"/>
+              </w:rPr>
+              <w:t xml:space="preserve">01</w:t>
+            </w:r>
+          </w:p>
+        </w:tc>
+        <w:tc>
+          <w:tcPr>
+            <w:tcW w:type="dxa" w:w="8280"/>
+            <w:tcBorders>
+              <w:top w:val="none"/>
+              <w:left w:val="none"/>
+              <w:bottom w:val="none"/>
+              <w:right w:val="none"/>
+            </w:tcBorders>
+            <w:shd w:fill="F6F7F9" w:color="auto" w:val="clear"/>
+            <w:vAlign w:val="center"/>
+          </w:tcPr>
+          <w:p>
+            <w:pPr>
+              <w:spacing w:after="20" w:before="20"/>
+              <w:jc w:val="left"/>
+            </w:pPr>
+            <w:r>
+              <w:rPr>
+                <w:rFonts w:ascii="Pretendard" w:cs="Pretendard" w:eastAsia="Pretendard" w:hAnsi="Pretendard"/>
+                <w:b/>
+                <w:bCs/>
+                <w:i w:val="false"/>
+                <w:iCs w:val="false"/>
+                <w:color w:val="24292E"/>
+                <w:sz w:val="26"/>
+                <w:szCs w:val="26"/>
+              </w:rPr>
+              <w:t xml:space="preserve">개요</w:t>
+            </w:r>
+          </w:p>
+        </w:tc>
+      </w:tr>
+    </w:tbl>
+    <w:p>
+      <w:pPr>
+        <w:spacing w:after="0" w:before="142"/>
       </w:pPr>
     </w:p>
     <w:p>
       <w:pPr>
-        <w:spacing w:after="113" w:before="454"/>
-        <w:jc w:val="center"/>
+        <w:spacing w:after="60" w:before="0"/>
+        <w:jc w:val="left"/>
+      </w:pPr>
+      <w:r>
+        <w:rPr>
+          <w:rFonts w:ascii="Pretendard" w:cs="Pretendard" w:eastAsia="Pretendard" w:hAnsi="Pretendard"/>
+          <w:b w:val="false"/>
+          <w:bCs w:val="false"/>
+          <w:i w:val="false"/>
+          <w:iCs w:val="false"/>
+          <w:color w:val="24292E"/>
+          <w:sz w:val="20"/>
+          <w:szCs w:val="20"/>
+        </w:rPr>
+        <w:t xml:space="preserve">[문서의 목적과 배경을 간략히 기술합니다. 본 문서는 ○○○에 관한 사항을 정리한 자료로, ○○○을 위해 작성되었습니다.]</w:t>
+      </w:r>
+    </w:p>
+    <w:p>
+      <w:pPr>
+        <w:spacing w:after="0" w:before="227"/>
+      </w:pPr>
+    </w:p>
+    <w:tbl>
+      <w:tblPr>
+        <w:tblW w:type="dxa" w:w="8800"/>
+        <w:tblBorders>
+          <w:top w:val="none"/>
+          <w:left w:val="none"/>
+          <w:bottom w:val="none"/>
+          <w:right w:val="none"/>
+          <w:insideH w:val="single" w:color="auto" w:sz="4"/>
+          <w:insideV w:val="single" w:color="auto" w:sz="4"/>
+        </w:tblBorders>
+      </w:tblPr>
+      <w:tblGrid>
+        <w:gridCol w:w="520"/>
+        <w:gridCol w:w="8280"/>
+      </w:tblGrid>
+      <w:tr>
+        <w:tc>
+          <w:tcPr>
+            <w:tcW w:type="dxa" w:w="520"/>
+            <w:tcBorders>
+              <w:top w:val="none"/>
+              <w:left w:val="none"/>
+              <w:bottom w:val="none"/>
+              <w:right w:val="none"/>
+            </w:tcBorders>
+            <w:shd w:fill="58C65D" w:color="auto" w:val="clear"/>
+            <w:vAlign w:val="center"/>
+          </w:tcPr>
+          <w:p>
+            <w:pPr>
+              <w:spacing w:after="30" w:before="30"/>
+              <w:jc w:val="center"/>
+            </w:pPr>
+            <w:r>
+              <w:rPr>
+                <w:rFonts w:ascii="Pretendard" w:cs="Pretendard" w:eastAsia="Pretendard" w:hAnsi="Pretendard"/>
+                <w:b/>
+                <w:bCs/>
+                <w:i w:val="false"/>
+                <w:iCs w:val="false"/>
+                <w:color w:val="FFFFFF"/>
+                <w:sz w:val="18"/>
+                <w:szCs w:val="18"/>
+              </w:rPr>
+              <w:t xml:space="preserve">02</w:t>
+            </w:r>
+          </w:p>
+        </w:tc>
+        <w:tc>
+          <w:tcPr>
+            <w:tcW w:type="dxa" w:w="8280"/>
+            <w:tcBorders>
+              <w:top w:val="none"/>
+              <w:left w:val="none"/>
+              <w:bottom w:val="none"/>
+              <w:right w:val="none"/>
+            </w:tcBorders>
+            <w:shd w:fill="F6F7F9" w:color="auto" w:val="clear"/>
+            <w:vAlign w:val="center"/>
+          </w:tcPr>
+          <w:p>
+            <w:pPr>
+              <w:spacing w:after="20" w:before="20"/>
+              <w:jc w:val="left"/>
+            </w:pPr>
+            <w:r>
+              <w:rPr>
+                <w:rFonts w:ascii="Pretendard" w:cs="Pretendard" w:eastAsia="Pretendard" w:hAnsi="Pretendard"/>
+                <w:b/>
+                <w:bCs/>
+                <w:i w:val="false"/>
+                <w:iCs w:val="false"/>
+                <w:color w:val="24292E"/>
+                <w:sz w:val="26"/>
+                <w:szCs w:val="26"/>
+              </w:rPr>
+              <w:t xml:space="preserve">주요 내용</w:t>
+            </w:r>
+          </w:p>
+        </w:tc>
+      </w:tr>
+    </w:tbl>
+    <w:p>
+      <w:pPr>
+        <w:spacing w:after="0" w:before="142"/>
+      </w:pPr>
+    </w:p>
+    <w:p>
+      <w:pPr>
+        <w:spacing w:after="30" w:before="0"/>
+        <w:jc w:val="left"/>
       </w:pPr>
       <w:r>
         <w:rPr>
           <w:rFonts w:ascii="Pretendard" w:cs="Pretendard" w:eastAsia="Pretendard" w:hAnsi="Pretendard"/>
           <w:b/>
           <w:bCs/>
+          <w:i w:val="false"/>
+          <w:iCs w:val="false"/>
           <w:color w:val="24292E"/>
-          <w:sz w:val="52"/>
-          <w:szCs w:val="52"/>
+          <w:sz w:val="22"/>
+          <w:szCs w:val="22"/>
         </w:rPr>
-        <w:t xml:space="preserve">[문서 제목]</w:t>
+        <w:t xml:space="preserve">2.1  항목 A</w:t>
       </w:r>
     </w:p>
     <w:p>
       <w:pPr>
-        <w:spacing w:after="454" w:before="0"/>
-        <w:jc w:val="center"/>
+        <w:spacing w:after="60" w:before="0"/>
+        <w:jc w:val="left"/>
       </w:pPr>
       <w:r>
         <w:rPr>
           <w:rFonts w:ascii="Pretendard" w:cs="Pretendard" w:eastAsia="Pretendard" w:hAnsi="Pretendard"/>
-          <w:color w:val="596066"/>
-          <w:sz w:val="22"/>
-          <w:szCs w:val="22"/>
+          <w:b w:val="false"/>
+          <w:bCs w:val="false"/>
+          <w:i w:val="false"/>
+          <w:iCs w:val="false"/>
+          <w:color w:val="24292E"/>
+          <w:sz w:val="20"/>
+          <w:szCs w:val="20"/>
         </w:rPr>
-        <w:t xml:space="preserve">[부제목 또는 문서 번호: DOC-0000-00]</w:t>
+        <w:t xml:space="preserve">[항목 A에 대한 상세 내용을 기술합니다.]</w:t>
       </w:r>
     </w:p>
     <w:p>
       <w:pPr>
-        <w:pStyle w:val="Heading1"/>
-        <w:pBdr>
-          <w:bottom w:val="single" w:color="58C65D" w:sz="4"/>
-        </w:pBdr>
-        <w:spacing w:after="85" w:before="227"/>
+        <w:spacing w:after="30" w:before="0"/>
+        <w:jc w:val="left"/>
       </w:pPr>
       <w:r>
         <w:rPr>
           <w:rFonts w:ascii="Pretendard" w:cs="Pretendard" w:eastAsia="Pretendard" w:hAnsi="Pretendard"/>
           <w:b/>
           <w:bCs/>
+          <w:i w:val="false"/>
+          <w:iCs w:val="false"/>
           <w:color w:val="24292E"/>
-          <w:sz w:val="32"/>
-          <w:szCs w:val="32"/>
+          <w:sz w:val="22"/>
+          <w:szCs w:val="22"/>
         </w:rPr>
-        <w:t xml:space="preserve">1. 개요</w:t>
+        <w:t xml:space="preserve">2.2  항목 B</w:t>
       </w:r>
     </w:p>
     <w:p>
       <w:pPr>
-        <w:spacing w:after="80" w:before="0"/>
+        <w:spacing w:after="60" w:before="0"/>
         <w:jc w:val="left"/>
       </w:pPr>
       <w:r>
         <w:rPr>
           <w:rFonts w:ascii="Pretendard" w:cs="Pretendard" w:eastAsia="Pretendard" w:hAnsi="Pretendard"/>
+          <w:b w:val="false"/>
+          <w:bCs w:val="false"/>
+          <w:i w:val="false"/>
+          <w:iCs w:val="false"/>
           <w:color w:val="24292E"/>
-          <w:sz w:val="22"/>
-          <w:szCs w:val="22"/>
+          <w:sz w:val="20"/>
+          <w:szCs w:val="20"/>
         </w:rPr>
-        <w:t xml:space="preserve">[문서의 목적과 배경을 간략히 기술합니다. 본 문서는 ○○○에 관한 사항을 정리한 자료로, ○○○을 목적으로 작성되었습니다.]</w:t>
+        <w:t xml:space="preserve">[항목 B에 대한 상세 내용을 기술합니다.]</w:t>
       </w:r>
     </w:p>
     <w:p>
       <w:pPr>
-        <w:spacing w:after="0" w:before="113"/>
+        <w:spacing w:after="0" w:before="227"/>
       </w:pPr>
     </w:p>
+    <w:tbl>
+      <w:tblPr>
+        <w:tblW w:type="dxa" w:w="8800"/>
+        <w:tblBorders>
+          <w:top w:val="none"/>
+          <w:left w:val="none"/>
+          <w:bottom w:val="none"/>
+          <w:right w:val="none"/>
+          <w:insideH w:val="single" w:color="auto" w:sz="4"/>
+          <w:insideV w:val="single" w:color="auto" w:sz="4"/>
+        </w:tblBorders>
+      </w:tblPr>
+      <w:tblGrid>
+        <w:gridCol w:w="520"/>
+        <w:gridCol w:w="8280"/>
+      </w:tblGrid>
+      <w:tr>
+        <w:tc>
+          <w:tcPr>
+            <w:tcW w:type="dxa" w:w="520"/>
+            <w:tcBorders>
+              <w:top w:val="none"/>
+              <w:left w:val="none"/>
+              <w:bottom w:val="none"/>
+              <w:right w:val="none"/>
+            </w:tcBorders>
+            <w:shd w:fill="58C65D" w:color="auto" w:val="clear"/>
+            <w:vAlign w:val="center"/>
+          </w:tcPr>
+          <w:p>
+            <w:pPr>
+              <w:spacing w:after="30" w:before="30"/>
+              <w:jc w:val="center"/>
+            </w:pPr>
+            <w:r>
+              <w:rPr>
+                <w:rFonts w:ascii="Pretendard" w:cs="Pretendard" w:eastAsia="Pretendard" w:hAnsi="Pretendard"/>
+                <w:b/>
+                <w:bCs/>
+                <w:i w:val="false"/>
+                <w:iCs w:val="false"/>
+                <w:color w:val="FFFFFF"/>
+                <w:sz w:val="18"/>
+                <w:szCs w:val="18"/>
+              </w:rPr>
+              <w:t xml:space="preserve">03</w:t>
+            </w:r>
+          </w:p>
+        </w:tc>
+        <w:tc>
+          <w:tcPr>
+            <w:tcW w:type="dxa" w:w="8280"/>
+            <w:tcBorders>
+              <w:top w:val="none"/>
+              <w:left w:val="none"/>
+              <w:bottom w:val="none"/>
+              <w:right w:val="none"/>
+            </w:tcBorders>
+            <w:shd w:fill="F6F7F9" w:color="auto" w:val="clear"/>
+            <w:vAlign w:val="center"/>
+          </w:tcPr>
+          <w:p>
+            <w:pPr>
+              <w:spacing w:after="20" w:before="20"/>
+              <w:jc w:val="left"/>
+            </w:pPr>
+            <w:r>
+              <w:rPr>
+                <w:rFonts w:ascii="Pretendard" w:cs="Pretendard" w:eastAsia="Pretendard" w:hAnsi="Pretendard"/>
+                <w:b/>
+                <w:bCs/>
+                <w:i w:val="false"/>
+                <w:iCs w:val="false"/>
+                <w:color w:val="24292E"/>
+                <w:sz w:val="26"/>
+                <w:szCs w:val="26"/>
+              </w:rPr>
+              <w:t xml:space="preserve">세부 사항</w:t>
+            </w:r>
+          </w:p>
+        </w:tc>
+      </w:tr>
+    </w:tbl>
     <w:p>
       <w:pPr>
-        <w:pStyle w:val="Heading1"/>
-        <w:pBdr>
-          <w:bottom w:val="single" w:color="58C65D" w:sz="4"/>
-        </w:pBdr>
-        <w:spacing w:after="85" w:before="227"/>
+        <w:spacing w:after="0" w:before="142"/>
       </w:pPr>
-      <w:r>
-        <w:rPr>
-          <w:rFonts w:ascii="Pretendard" w:cs="Pretendard" w:eastAsia="Pretendard" w:hAnsi="Pretendard"/>
-          <w:b/>
-          <w:bCs/>
-          <w:color w:val="24292E"/>
-          <w:sz w:val="32"/>
-          <w:szCs w:val="32"/>
-        </w:rPr>
-        <w:t xml:space="preserve">2. 주요 내용</w:t>
-      </w:r>
-    </w:p>
-    <w:p>
-      <w:pPr>
-        <w:pStyle w:val="Heading2"/>
-        <w:spacing w:after="85" w:before="227"/>
-      </w:pPr>
-      <w:r>
-        <w:rPr>
-          <w:rFonts w:ascii="Pretendard" w:cs="Pretendard" w:eastAsia="Pretendard" w:hAnsi="Pretendard"/>
-          <w:b/>
-          <w:bCs/>
-          <w:color w:val="24292E"/>
-          <w:sz w:val="26"/>
-          <w:szCs w:val="26"/>
-        </w:rPr>
-        <w:t xml:space="preserve">2.1 항목 A</w:t>
-      </w:r>
-    </w:p>
-    <w:p>
-      <w:pPr>
-        <w:spacing w:after="80" w:before="0"/>
-        <w:jc w:val="left"/>
-      </w:pPr>
-      <w:r>
-        <w:rPr>
-          <w:rFonts w:ascii="Pretendard" w:cs="Pretendard" w:eastAsia="Pretendard" w:hAnsi="Pretendard"/>
-          <w:color w:val="24292E"/>
-          <w:sz w:val="22"/>
-          <w:szCs w:val="22"/>
-        </w:rPr>
-        <w:t xml:space="preserve">[항목 A에 대한 내용을 기술합니다.]</w:t>
-      </w:r>
-    </w:p>
-    <w:p>
-      <w:pPr>
-        <w:spacing w:after="0" w:before="113"/>
-      </w:pPr>
-    </w:p>
-    <w:p>
-      <w:pPr>
-        <w:pStyle w:val="Heading2"/>
-        <w:spacing w:after="85" w:before="227"/>
-      </w:pPr>
-      <w:r>
-        <w:rPr>
-          <w:rFonts w:ascii="Pretendard" w:cs="Pretendard" w:eastAsia="Pretendard" w:hAnsi="Pretendard"/>
-          <w:b/>
-          <w:bCs/>
-          <w:color w:val="24292E"/>
-          <w:sz w:val="26"/>
-          <w:szCs w:val="26"/>
-        </w:rPr>
-        <w:t xml:space="preserve">2.2 항목 B</w:t>
-      </w:r>
-    </w:p>
-    <w:p>
-      <w:pPr>
-        <w:spacing w:after="80" w:before="0"/>
-        <w:jc w:val="left"/>
-      </w:pPr>
-      <w:r>
-        <w:rPr>
-          <w:rFonts w:ascii="Pretendard" w:cs="Pretendard" w:eastAsia="Pretendard" w:hAnsi="Pretendard"/>
-          <w:color w:val="24292E"/>
-          <w:sz w:val="22"/>
-          <w:szCs w:val="22"/>
-        </w:rPr>
-        <w:t xml:space="preserve">[항목 B에 대한 내용을 기술합니다.]</w:t>
-      </w:r>
-    </w:p>
-    <w:p>
-      <w:pPr>
-        <w:spacing w:after="0" w:before="113"/>
-      </w:pPr>
-    </w:p>
-    <w:p>
-      <w:pPr>
-        <w:pStyle w:val="Heading1"/>
-        <w:pBdr>
-          <w:bottom w:val="single" w:color="58C65D" w:sz="4"/>
-        </w:pBdr>
-        <w:spacing w:after="85" w:before="227"/>
-      </w:pPr>
-      <w:r>
-        <w:rPr>
-          <w:rFonts w:ascii="Pretendard" w:cs="Pretendard" w:eastAsia="Pretendard" w:hAnsi="Pretendard"/>
-          <w:b/>
-          <w:bCs/>
-          <w:color w:val="24292E"/>
-          <w:sz w:val="32"/>
-          <w:szCs w:val="32"/>
-        </w:rPr>
-        <w:t xml:space="preserve">3. 세부 사항</w:t>
-      </w:r>
-    </w:p>
-    <w:p>
-      <w:pPr>
-        <w:spacing w:after="113" w:before="0"/>
-        <w:jc w:val="left"/>
-      </w:pPr>
-      <w:r>
-        <w:rPr>
-          <w:rFonts w:ascii="Pretendard" w:cs="Pretendard" w:eastAsia="Pretendard" w:hAnsi="Pretendard"/>
-          <w:color w:val="24292E"/>
-          <w:sz w:val="22"/>
-          <w:szCs w:val="22"/>
-        </w:rPr>
-        <w:t xml:space="preserve">[아래 표에 세부 항목을 기입합니다.]</w:t>
-      </w:r>
     </w:p>
     <w:tbl>
       <w:tblPr>
@@ -444,8 +901,8 @@
       </w:tblPr>
       <w:tblGrid>
         <w:gridCol w:w="500"/>
-        <w:gridCol w:w="2500"/>
-        <w:gridCol w:w="3300"/>
+        <w:gridCol w:w="2200"/>
+        <w:gridCol w:w="3600"/>
         <w:gridCol w:w="2500"/>
       </w:tblGrid>
       <w:tr>
@@ -466,7 +923,7 @@
           </w:tcPr>
           <w:p>
             <w:pPr>
-              <w:spacing w:after="40" w:before="40"/>
+              <w:spacing w:after="60" w:before="60"/>
               <w:jc w:val="center"/>
             </w:pPr>
             <w:r>
@@ -474,9 +931,11 @@
                 <w:rFonts w:ascii="Pretendard" w:cs="Pretendard" w:eastAsia="Pretendard" w:hAnsi="Pretendard"/>
                 <w:b/>
                 <w:bCs/>
+                <w:i w:val="false"/>
+                <w:iCs w:val="false"/>
                 <w:color w:val="FFFFFF"/>
-                <w:sz w:val="20"/>
-                <w:szCs w:val="20"/>
+                <w:sz w:val="19"/>
+                <w:szCs w:val="19"/>
               </w:rPr>
               <w:t xml:space="preserve">No.</w:t>
             </w:r>
@@ -484,7 +943,7 @@
         </w:tc>
         <w:tc>
           <w:tcPr>
-            <w:tcW w:type="dxa" w:w="2500"/>
+            <w:tcW w:type="dxa" w:w="2200"/>
             <w:tcBorders>
               <w:top w:val="single" w:color="E5E7EA" w:sz="4"/>
               <w:left w:val="single" w:color="E5E7EA" w:sz="4"/>
@@ -496,7 +955,7 @@
           </w:tcPr>
           <w:p>
             <w:pPr>
-              <w:spacing w:after="40" w:before="40"/>
+              <w:spacing w:after="60" w:before="60"/>
               <w:jc w:val="left"/>
             </w:pPr>
             <w:r>
@@ -504,9 +963,11 @@
                 <w:rFonts w:ascii="Pretendard" w:cs="Pretendard" w:eastAsia="Pretendard" w:hAnsi="Pretendard"/>
                 <w:b/>
                 <w:bCs/>
+                <w:i w:val="false"/>
+                <w:iCs w:val="false"/>
                 <w:color w:val="FFFFFF"/>
-                <w:sz w:val="20"/>
-                <w:szCs w:val="20"/>
+                <w:sz w:val="19"/>
+                <w:szCs w:val="19"/>
               </w:rPr>
               <w:t xml:space="preserve">항목</w:t>
             </w:r>
@@ -514,7 +975,7 @@
         </w:tc>
         <w:tc>
           <w:tcPr>
-            <w:tcW w:type="dxa" w:w="3300"/>
+            <w:tcW w:type="dxa" w:w="3600"/>
             <w:tcBorders>
               <w:top w:val="single" w:color="E5E7EA" w:sz="4"/>
               <w:left w:val="single" w:color="E5E7EA" w:sz="4"/>
@@ -526,7 +987,7 @@
           </w:tcPr>
           <w:p>
             <w:pPr>
-              <w:spacing w:after="40" w:before="40"/>
+              <w:spacing w:after="60" w:before="60"/>
               <w:jc w:val="left"/>
             </w:pPr>
             <w:r>
@@ -534,9 +995,11 @@
                 <w:rFonts w:ascii="Pretendard" w:cs="Pretendard" w:eastAsia="Pretendard" w:hAnsi="Pretendard"/>
                 <w:b/>
                 <w:bCs/>
+                <w:i w:val="false"/>
+                <w:iCs w:val="false"/>
                 <w:color w:val="FFFFFF"/>
-                <w:sz w:val="20"/>
-                <w:szCs w:val="20"/>
+                <w:sz w:val="19"/>
+                <w:szCs w:val="19"/>
               </w:rPr>
               <w:t xml:space="preserve">내용</w:t>
             </w:r>
@@ -556,7 +1019,7 @@
           </w:tcPr>
           <w:p>
             <w:pPr>
-              <w:spacing w:after="40" w:before="40"/>
+              <w:spacing w:after="60" w:before="60"/>
               <w:jc w:val="left"/>
             </w:pPr>
             <w:r>
@@ -564,9 +1027,11 @@
                 <w:rFonts w:ascii="Pretendard" w:cs="Pretendard" w:eastAsia="Pretendard" w:hAnsi="Pretendard"/>
                 <w:b/>
                 <w:bCs/>
+                <w:i w:val="false"/>
+                <w:iCs w:val="false"/>
                 <w:color w:val="FFFFFF"/>
-                <w:sz w:val="20"/>
-                <w:szCs w:val="20"/>
+                <w:sz w:val="19"/>
+                <w:szCs w:val="19"/>
               </w:rPr>
               <w:t xml:space="preserve">비고</w:t>
             </w:r>
@@ -588,7 +1053,7 @@
           </w:tcPr>
           <w:p>
             <w:pPr>
-              <w:spacing w:after="40" w:before="40"/>
+              <w:spacing w:after="80" w:before="80"/>
               <w:jc w:val="center"/>
             </w:pPr>
             <w:r>
@@ -596,11 +1061,77 @@
                 <w:rFonts w:ascii="Pretendard" w:cs="Pretendard" w:eastAsia="Pretendard" w:hAnsi="Pretendard"/>
                 <w:b w:val="false"/>
                 <w:bCs w:val="false"/>
+                <w:i w:val="false"/>
+                <w:iCs w:val="false"/>
+                <w:color w:val="596066"/>
+                <w:sz w:val="19"/>
+                <w:szCs w:val="19"/>
+              </w:rPr>
+              <w:t xml:space="preserve">1</w:t>
+            </w:r>
+          </w:p>
+        </w:tc>
+        <w:tc>
+          <w:tcPr>
+            <w:tcW w:type="dxa" w:w="2200"/>
+            <w:tcBorders>
+              <w:top w:val="single" w:color="E5E7EA" w:sz="4"/>
+              <w:left w:val="single" w:color="E5E7EA" w:sz="4"/>
+              <w:bottom w:val="single" w:color="E5E7EA" w:sz="4"/>
+              <w:right w:val="single" w:color="E5E7EA" w:sz="4"/>
+            </w:tcBorders>
+            <w:shd w:fill="FFFFFF" w:color="auto" w:val="clear"/>
+            <w:vAlign w:val="center"/>
+          </w:tcPr>
+          <w:p>
+            <w:pPr>
+              <w:spacing w:after="80" w:before="80"/>
+              <w:jc w:val="left"/>
+            </w:pPr>
+            <w:r>
+              <w:rPr>
+                <w:rFonts w:ascii="Pretendard" w:cs="Pretendard" w:eastAsia="Pretendard" w:hAnsi="Pretendard"/>
+                <w:b w:val="false"/>
+                <w:bCs w:val="false"/>
+                <w:i w:val="false"/>
+                <w:iCs w:val="false"/>
                 <w:color w:val="24292E"/>
-                <w:sz w:val="20"/>
-                <w:szCs w:val="20"/>
-              </w:rPr>
-              <w:t xml:space="preserve">1</w:t>
+                <w:sz w:val="19"/>
+                <w:szCs w:val="19"/>
+              </w:rPr>
+              <w:t xml:space="preserve"/>
+            </w:r>
+          </w:p>
+        </w:tc>
+        <w:tc>
+          <w:tcPr>
+            <w:tcW w:type="dxa" w:w="3600"/>
+            <w:tcBorders>
+              <w:top w:val="single" w:color="E5E7EA" w:sz="4"/>
+              <w:left w:val="single" w:color="E5E7EA" w:sz="4"/>
+              <w:bottom w:val="single" w:color="E5E7EA" w:sz="4"/>
+              <w:right w:val="single" w:color="E5E7EA" w:sz="4"/>
+            </w:tcBorders>
+            <w:shd w:fill="FFFFFF" w:color="auto" w:val="clear"/>
+            <w:vAlign w:val="center"/>
+          </w:tcPr>
+          <w:p>
+            <w:pPr>
+              <w:spacing w:after="80" w:before="80"/>
+              <w:jc w:val="left"/>
+            </w:pPr>
+            <w:r>
+              <w:rPr>
+                <w:rFonts w:ascii="Pretendard" w:cs="Pretendard" w:eastAsia="Pretendard" w:hAnsi="Pretendard"/>
+                <w:b w:val="false"/>
+                <w:bCs w:val="false"/>
+                <w:i w:val="false"/>
+                <w:iCs w:val="false"/>
+                <w:color w:val="24292E"/>
+                <w:sz w:val="19"/>
+                <w:szCs w:val="19"/>
+              </w:rPr>
+              <w:t xml:space="preserve"/>
             </w:r>
           </w:p>
         </w:tc>
@@ -618,77 +1149,19 @@
           </w:tcPr>
           <w:p>
             <w:pPr>
-              <w:spacing w:after="40" w:before="40"/>
-              <w:jc w:val="left"/>
-            </w:pPr>
-            <w:r>
-              <w:rPr>
-                <w:rFonts w:ascii="Pretendard" w:cs="Pretendard" w:eastAsia="Pretendard" w:hAnsi="Pretendard"/>
-                <w:b w:val="false"/>
-                <w:bCs w:val="false"/>
+              <w:spacing w:after="80" w:before="80"/>
+              <w:jc w:val="left"/>
+            </w:pPr>
+            <w:r>
+              <w:rPr>
+                <w:rFonts w:ascii="Pretendard" w:cs="Pretendard" w:eastAsia="Pretendard" w:hAnsi="Pretendard"/>
+                <w:b w:val="false"/>
+                <w:bCs w:val="false"/>
+                <w:i w:val="false"/>
+                <w:iCs w:val="false"/>
                 <w:color w:val="24292E"/>
-                <w:sz w:val="20"/>
-                <w:szCs w:val="20"/>
-              </w:rPr>
-              <w:t xml:space="preserve"/>
-            </w:r>
-          </w:p>
-        </w:tc>
-        <w:tc>
-          <w:tcPr>
-            <w:tcW w:type="dxa" w:w="3300"/>
-            <w:tcBorders>
-              <w:top w:val="single" w:color="E5E7EA" w:sz="4"/>
-              <w:left w:val="single" w:color="E5E7EA" w:sz="4"/>
-              <w:bottom w:val="single" w:color="E5E7EA" w:sz="4"/>
-              <w:right w:val="single" w:color="E5E7EA" w:sz="4"/>
-            </w:tcBorders>
-            <w:shd w:fill="FFFFFF" w:color="auto" w:val="clear"/>
-            <w:vAlign w:val="center"/>
-          </w:tcPr>
-          <w:p>
-            <w:pPr>
-              <w:spacing w:after="40" w:before="40"/>
-              <w:jc w:val="left"/>
-            </w:pPr>
-            <w:r>
-              <w:rPr>
-                <w:rFonts w:ascii="Pretendard" w:cs="Pretendard" w:eastAsia="Pretendard" w:hAnsi="Pretendard"/>
-                <w:b w:val="false"/>
-                <w:bCs w:val="false"/>
-                <w:color w:val="24292E"/>
-                <w:sz w:val="20"/>
-                <w:szCs w:val="20"/>
-              </w:rPr>
-              <w:t xml:space="preserve"/>
-            </w:r>
-          </w:p>
-        </w:tc>
-        <w:tc>
-          <w:tcPr>
-            <w:tcW w:type="dxa" w:w="2500"/>
-            <w:tcBorders>
-              <w:top w:val="single" w:color="E5E7EA" w:sz="4"/>
-              <w:left w:val="single" w:color="E5E7EA" w:sz="4"/>
-              <w:bottom w:val="single" w:color="E5E7EA" w:sz="4"/>
-              <w:right w:val="single" w:color="E5E7EA" w:sz="4"/>
-            </w:tcBorders>
-            <w:shd w:fill="FFFFFF" w:color="auto" w:val="clear"/>
-            <w:vAlign w:val="center"/>
-          </w:tcPr>
-          <w:p>
-            <w:pPr>
-              <w:spacing w:after="40" w:before="40"/>
-              <w:jc w:val="left"/>
-            </w:pPr>
-            <w:r>
-              <w:rPr>
-                <w:rFonts w:ascii="Pretendard" w:cs="Pretendard" w:eastAsia="Pretendard" w:hAnsi="Pretendard"/>
-                <w:b w:val="false"/>
-                <w:bCs w:val="false"/>
-                <w:color w:val="24292E"/>
-                <w:sz w:val="20"/>
-                <w:szCs w:val="20"/>
+                <w:sz w:val="19"/>
+                <w:szCs w:val="19"/>
               </w:rPr>
               <w:t xml:space="preserve"/>
             </w:r>
@@ -710,7 +1183,7 @@
           </w:tcPr>
           <w:p>
             <w:pPr>
-              <w:spacing w:after="40" w:before="40"/>
+              <w:spacing w:after="80" w:before="80"/>
               <w:jc w:val="center"/>
             </w:pPr>
             <w:r>
@@ -718,11 +1191,77 @@
                 <w:rFonts w:ascii="Pretendard" w:cs="Pretendard" w:eastAsia="Pretendard" w:hAnsi="Pretendard"/>
                 <w:b w:val="false"/>
                 <w:bCs w:val="false"/>
+                <w:i w:val="false"/>
+                <w:iCs w:val="false"/>
+                <w:color w:val="596066"/>
+                <w:sz w:val="19"/>
+                <w:szCs w:val="19"/>
+              </w:rPr>
+              <w:t xml:space="preserve">2</w:t>
+            </w:r>
+          </w:p>
+        </w:tc>
+        <w:tc>
+          <w:tcPr>
+            <w:tcW w:type="dxa" w:w="2200"/>
+            <w:tcBorders>
+              <w:top w:val="single" w:color="E5E7EA" w:sz="4"/>
+              <w:left w:val="single" w:color="E5E7EA" w:sz="4"/>
+              <w:bottom w:val="single" w:color="E5E7EA" w:sz="4"/>
+              <w:right w:val="single" w:color="E5E7EA" w:sz="4"/>
+            </w:tcBorders>
+            <w:shd w:fill="F6F7F9" w:color="auto" w:val="clear"/>
+            <w:vAlign w:val="center"/>
+          </w:tcPr>
+          <w:p>
+            <w:pPr>
+              <w:spacing w:after="80" w:before="80"/>
+              <w:jc w:val="left"/>
+            </w:pPr>
+            <w:r>
+              <w:rPr>
+                <w:rFonts w:ascii="Pretendard" w:cs="Pretendard" w:eastAsia="Pretendard" w:hAnsi="Pretendard"/>
+                <w:b w:val="false"/>
+                <w:bCs w:val="false"/>
+                <w:i w:val="false"/>
+                <w:iCs w:val="false"/>
                 <w:color w:val="24292E"/>
-                <w:sz w:val="20"/>
-                <w:szCs w:val="20"/>
-              </w:rPr>
-              <w:t xml:space="preserve">2</w:t>
+                <w:sz w:val="19"/>
+                <w:szCs w:val="19"/>
+              </w:rPr>
+              <w:t xml:space="preserve"/>
+            </w:r>
+          </w:p>
+        </w:tc>
+        <w:tc>
+          <w:tcPr>
+            <w:tcW w:type="dxa" w:w="3600"/>
+            <w:tcBorders>
+              <w:top w:val="single" w:color="E5E7EA" w:sz="4"/>
+              <w:left w:val="single" w:color="E5E7EA" w:sz="4"/>
+              <w:bottom w:val="single" w:color="E5E7EA" w:sz="4"/>
+              <w:right w:val="single" w:color="E5E7EA" w:sz="4"/>
+            </w:tcBorders>
+            <w:shd w:fill="F6F7F9" w:color="auto" w:val="clear"/>
+            <w:vAlign w:val="center"/>
+          </w:tcPr>
+          <w:p>
+            <w:pPr>
+              <w:spacing w:after="80" w:before="80"/>
+              <w:jc w:val="left"/>
+            </w:pPr>
+            <w:r>
+              <w:rPr>
+                <w:rFonts w:ascii="Pretendard" w:cs="Pretendard" w:eastAsia="Pretendard" w:hAnsi="Pretendard"/>
+                <w:b w:val="false"/>
+                <w:bCs w:val="false"/>
+                <w:i w:val="false"/>
+                <w:iCs w:val="false"/>
+                <w:color w:val="24292E"/>
+                <w:sz w:val="19"/>
+                <w:szCs w:val="19"/>
+              </w:rPr>
+              <w:t xml:space="preserve"/>
             </w:r>
           </w:p>
         </w:tc>
@@ -740,77 +1279,19 @@
           </w:tcPr>
           <w:p>
             <w:pPr>
-              <w:spacing w:after="40" w:before="40"/>
-              <w:jc w:val="left"/>
-            </w:pPr>
-            <w:r>
-              <w:rPr>
-                <w:rFonts w:ascii="Pretendard" w:cs="Pretendard" w:eastAsia="Pretendard" w:hAnsi="Pretendard"/>
-                <w:b w:val="false"/>
-                <w:bCs w:val="false"/>
+              <w:spacing w:after="80" w:before="80"/>
+              <w:jc w:val="left"/>
+            </w:pPr>
+            <w:r>
+              <w:rPr>
+                <w:rFonts w:ascii="Pretendard" w:cs="Pretendard" w:eastAsia="Pretendard" w:hAnsi="Pretendard"/>
+                <w:b w:val="false"/>
+                <w:bCs w:val="false"/>
+                <w:i w:val="false"/>
+                <w:iCs w:val="false"/>
                 <w:color w:val="24292E"/>
-                <w:sz w:val="20"/>
-                <w:szCs w:val="20"/>
-              </w:rPr>
-              <w:t xml:space="preserve"/>
-            </w:r>
-          </w:p>
-        </w:tc>
-        <w:tc>
-          <w:tcPr>
-            <w:tcW w:type="dxa" w:w="3300"/>
-            <w:tcBorders>
-              <w:top w:val="single" w:color="E5E7EA" w:sz="4"/>
-              <w:left w:val="single" w:color="E5E7EA" w:sz="4"/>
-              <w:bottom w:val="single" w:color="E5E7EA" w:sz="4"/>
-              <w:right w:val="single" w:color="E5E7EA" w:sz="4"/>
-            </w:tcBorders>
-            <w:shd w:fill="F6F7F9" w:color="auto" w:val="clear"/>
-            <w:vAlign w:val="center"/>
-          </w:tcPr>
-          <w:p>
-            <w:pPr>
-              <w:spacing w:after="40" w:before="40"/>
-              <w:jc w:val="left"/>
-            </w:pPr>
-            <w:r>
-              <w:rPr>
-                <w:rFonts w:ascii="Pretendard" w:cs="Pretendard" w:eastAsia="Pretendard" w:hAnsi="Pretendard"/>
-                <w:b w:val="false"/>
-                <w:bCs w:val="false"/>
-                <w:color w:val="24292E"/>
-                <w:sz w:val="20"/>
-                <w:szCs w:val="20"/>
-              </w:rPr>
-              <w:t xml:space="preserve"/>
-            </w:r>
-          </w:p>
-        </w:tc>
-        <w:tc>
-          <w:tcPr>
-            <w:tcW w:type="dxa" w:w="2500"/>
-            <w:tcBorders>
-              <w:top w:val="single" w:color="E5E7EA" w:sz="4"/>
-              <w:left w:val="single" w:color="E5E7EA" w:sz="4"/>
-              <w:bottom w:val="single" w:color="E5E7EA" w:sz="4"/>
-              <w:right w:val="single" w:color="E5E7EA" w:sz="4"/>
-            </w:tcBorders>
-            <w:shd w:fill="F6F7F9" w:color="auto" w:val="clear"/>
-            <w:vAlign w:val="center"/>
-          </w:tcPr>
-          <w:p>
-            <w:pPr>
-              <w:spacing w:after="40" w:before="40"/>
-              <w:jc w:val="left"/>
-            </w:pPr>
-            <w:r>
-              <w:rPr>
-                <w:rFonts w:ascii="Pretendard" w:cs="Pretendard" w:eastAsia="Pretendard" w:hAnsi="Pretendard"/>
-                <w:b w:val="false"/>
-                <w:bCs w:val="false"/>
-                <w:color w:val="24292E"/>
-                <w:sz w:val="20"/>
-                <w:szCs w:val="20"/>
+                <w:sz w:val="19"/>
+                <w:szCs w:val="19"/>
               </w:rPr>
               <w:t xml:space="preserve"/>
             </w:r>
@@ -832,7 +1313,7 @@
           </w:tcPr>
           <w:p>
             <w:pPr>
-              <w:spacing w:after="40" w:before="40"/>
+              <w:spacing w:after="80" w:before="80"/>
               <w:jc w:val="center"/>
             </w:pPr>
             <w:r>
@@ -840,11 +1321,77 @@
                 <w:rFonts w:ascii="Pretendard" w:cs="Pretendard" w:eastAsia="Pretendard" w:hAnsi="Pretendard"/>
                 <w:b w:val="false"/>
                 <w:bCs w:val="false"/>
+                <w:i w:val="false"/>
+                <w:iCs w:val="false"/>
+                <w:color w:val="596066"/>
+                <w:sz w:val="19"/>
+                <w:szCs w:val="19"/>
+              </w:rPr>
+              <w:t xml:space="preserve">3</w:t>
+            </w:r>
+          </w:p>
+        </w:tc>
+        <w:tc>
+          <w:tcPr>
+            <w:tcW w:type="dxa" w:w="2200"/>
+            <w:tcBorders>
+              <w:top w:val="single" w:color="E5E7EA" w:sz="4"/>
+              <w:left w:val="single" w:color="E5E7EA" w:sz="4"/>
+              <w:bottom w:val="single" w:color="E5E7EA" w:sz="4"/>
+              <w:right w:val="single" w:color="E5E7EA" w:sz="4"/>
+            </w:tcBorders>
+            <w:shd w:fill="FFFFFF" w:color="auto" w:val="clear"/>
+            <w:vAlign w:val="center"/>
+          </w:tcPr>
+          <w:p>
+            <w:pPr>
+              <w:spacing w:after="80" w:before="80"/>
+              <w:jc w:val="left"/>
+            </w:pPr>
+            <w:r>
+              <w:rPr>
+                <w:rFonts w:ascii="Pretendard" w:cs="Pretendard" w:eastAsia="Pretendard" w:hAnsi="Pretendard"/>
+                <w:b w:val="false"/>
+                <w:bCs w:val="false"/>
+                <w:i w:val="false"/>
+                <w:iCs w:val="false"/>
                 <w:color w:val="24292E"/>
-                <w:sz w:val="20"/>
-                <w:szCs w:val="20"/>
-              </w:rPr>
-              <w:t xml:space="preserve">3</w:t>
+                <w:sz w:val="19"/>
+                <w:szCs w:val="19"/>
+              </w:rPr>
+              <w:t xml:space="preserve"/>
+            </w:r>
+          </w:p>
+        </w:tc>
+        <w:tc>
+          <w:tcPr>
+            <w:tcW w:type="dxa" w:w="3600"/>
+            <w:tcBorders>
+              <w:top w:val="single" w:color="E5E7EA" w:sz="4"/>
+              <w:left w:val="single" w:color="E5E7EA" w:sz="4"/>
+              <w:bottom w:val="single" w:color="E5E7EA" w:sz="4"/>
+              <w:right w:val="single" w:color="E5E7EA" w:sz="4"/>
+            </w:tcBorders>
+            <w:shd w:fill="FFFFFF" w:color="auto" w:val="clear"/>
+            <w:vAlign w:val="center"/>
+          </w:tcPr>
+          <w:p>
+            <w:pPr>
+              <w:spacing w:after="80" w:before="80"/>
+              <w:jc w:val="left"/>
+            </w:pPr>
+            <w:r>
+              <w:rPr>
+                <w:rFonts w:ascii="Pretendard" w:cs="Pretendard" w:eastAsia="Pretendard" w:hAnsi="Pretendard"/>
+                <w:b w:val="false"/>
+                <w:bCs w:val="false"/>
+                <w:i w:val="false"/>
+                <w:iCs w:val="false"/>
+                <w:color w:val="24292E"/>
+                <w:sz w:val="19"/>
+                <w:szCs w:val="19"/>
+              </w:rPr>
+              <w:t xml:space="preserve"/>
             </w:r>
           </w:p>
         </w:tc>
@@ -862,77 +1409,19 @@
           </w:tcPr>
           <w:p>
             <w:pPr>
-              <w:spacing w:after="40" w:before="40"/>
-              <w:jc w:val="left"/>
-            </w:pPr>
-            <w:r>
-              <w:rPr>
-                <w:rFonts w:ascii="Pretendard" w:cs="Pretendard" w:eastAsia="Pretendard" w:hAnsi="Pretendard"/>
-                <w:b w:val="false"/>
-                <w:bCs w:val="false"/>
+              <w:spacing w:after="80" w:before="80"/>
+              <w:jc w:val="left"/>
+            </w:pPr>
+            <w:r>
+              <w:rPr>
+                <w:rFonts w:ascii="Pretendard" w:cs="Pretendard" w:eastAsia="Pretendard" w:hAnsi="Pretendard"/>
+                <w:b w:val="false"/>
+                <w:bCs w:val="false"/>
+                <w:i w:val="false"/>
+                <w:iCs w:val="false"/>
                 <w:color w:val="24292E"/>
-                <w:sz w:val="20"/>
-                <w:szCs w:val="20"/>
-              </w:rPr>
-              <w:t xml:space="preserve"/>
-            </w:r>
-          </w:p>
-        </w:tc>
-        <w:tc>
-          <w:tcPr>
-            <w:tcW w:type="dxa" w:w="3300"/>
-            <w:tcBorders>
-              <w:top w:val="single" w:color="E5E7EA" w:sz="4"/>
-              <w:left w:val="single" w:color="E5E7EA" w:sz="4"/>
-              <w:bottom w:val="single" w:color="E5E7EA" w:sz="4"/>
-              <w:right w:val="single" w:color="E5E7EA" w:sz="4"/>
-            </w:tcBorders>
-            <w:shd w:fill="FFFFFF" w:color="auto" w:val="clear"/>
-            <w:vAlign w:val="center"/>
-          </w:tcPr>
-          <w:p>
-            <w:pPr>
-              <w:spacing w:after="40" w:before="40"/>
-              <w:jc w:val="left"/>
-            </w:pPr>
-            <w:r>
-              <w:rPr>
-                <w:rFonts w:ascii="Pretendard" w:cs="Pretendard" w:eastAsia="Pretendard" w:hAnsi="Pretendard"/>
-                <w:b w:val="false"/>
-                <w:bCs w:val="false"/>
-                <w:color w:val="24292E"/>
-                <w:sz w:val="20"/>
-                <w:szCs w:val="20"/>
-              </w:rPr>
-              <w:t xml:space="preserve"/>
-            </w:r>
-          </w:p>
-        </w:tc>
-        <w:tc>
-          <w:tcPr>
-            <w:tcW w:type="dxa" w:w="2500"/>
-            <w:tcBorders>
-              <w:top w:val="single" w:color="E5E7EA" w:sz="4"/>
-              <w:left w:val="single" w:color="E5E7EA" w:sz="4"/>
-              <w:bottom w:val="single" w:color="E5E7EA" w:sz="4"/>
-              <w:right w:val="single" w:color="E5E7EA" w:sz="4"/>
-            </w:tcBorders>
-            <w:shd w:fill="FFFFFF" w:color="auto" w:val="clear"/>
-            <w:vAlign w:val="center"/>
-          </w:tcPr>
-          <w:p>
-            <w:pPr>
-              <w:spacing w:after="40" w:before="40"/>
-              <w:jc w:val="left"/>
-            </w:pPr>
-            <w:r>
-              <w:rPr>
-                <w:rFonts w:ascii="Pretendard" w:cs="Pretendard" w:eastAsia="Pretendard" w:hAnsi="Pretendard"/>
-                <w:b w:val="false"/>
-                <w:bCs w:val="false"/>
-                <w:color w:val="24292E"/>
-                <w:sz w:val="20"/>
-                <w:szCs w:val="20"/>
+                <w:sz w:val="19"/>
+                <w:szCs w:val="19"/>
               </w:rPr>
               <w:t xml:space="preserve"/>
             </w:r>
@@ -954,7 +1443,7 @@
           </w:tcPr>
           <w:p>
             <w:pPr>
-              <w:spacing w:after="40" w:before="40"/>
+              <w:spacing w:after="80" w:before="80"/>
               <w:jc w:val="center"/>
             </w:pPr>
             <w:r>
@@ -962,11 +1451,77 @@
                 <w:rFonts w:ascii="Pretendard" w:cs="Pretendard" w:eastAsia="Pretendard" w:hAnsi="Pretendard"/>
                 <w:b w:val="false"/>
                 <w:bCs w:val="false"/>
+                <w:i w:val="false"/>
+                <w:iCs w:val="false"/>
+                <w:color w:val="596066"/>
+                <w:sz w:val="19"/>
+                <w:szCs w:val="19"/>
+              </w:rPr>
+              <w:t xml:space="preserve">4</w:t>
+            </w:r>
+          </w:p>
+        </w:tc>
+        <w:tc>
+          <w:tcPr>
+            <w:tcW w:type="dxa" w:w="2200"/>
+            <w:tcBorders>
+              <w:top w:val="single" w:color="E5E7EA" w:sz="4"/>
+              <w:left w:val="single" w:color="E5E7EA" w:sz="4"/>
+              <w:bottom w:val="single" w:color="E5E7EA" w:sz="4"/>
+              <w:right w:val="single" w:color="E5E7EA" w:sz="4"/>
+            </w:tcBorders>
+            <w:shd w:fill="F6F7F9" w:color="auto" w:val="clear"/>
+            <w:vAlign w:val="center"/>
+          </w:tcPr>
+          <w:p>
+            <w:pPr>
+              <w:spacing w:after="80" w:before="80"/>
+              <w:jc w:val="left"/>
+            </w:pPr>
+            <w:r>
+              <w:rPr>
+                <w:rFonts w:ascii="Pretendard" w:cs="Pretendard" w:eastAsia="Pretendard" w:hAnsi="Pretendard"/>
+                <w:b w:val="false"/>
+                <w:bCs w:val="false"/>
+                <w:i w:val="false"/>
+                <w:iCs w:val="false"/>
                 <w:color w:val="24292E"/>
-                <w:sz w:val="20"/>
-                <w:szCs w:val="20"/>
-              </w:rPr>
-              <w:t xml:space="preserve">4</w:t>
+                <w:sz w:val="19"/>
+                <w:szCs w:val="19"/>
+              </w:rPr>
+              <w:t xml:space="preserve"/>
+            </w:r>
+          </w:p>
+        </w:tc>
+        <w:tc>
+          <w:tcPr>
+            <w:tcW w:type="dxa" w:w="3600"/>
+            <w:tcBorders>
+              <w:top w:val="single" w:color="E5E7EA" w:sz="4"/>
+              <w:left w:val="single" w:color="E5E7EA" w:sz="4"/>
+              <w:bottom w:val="single" w:color="E5E7EA" w:sz="4"/>
+              <w:right w:val="single" w:color="E5E7EA" w:sz="4"/>
+            </w:tcBorders>
+            <w:shd w:fill="F6F7F9" w:color="auto" w:val="clear"/>
+            <w:vAlign w:val="center"/>
+          </w:tcPr>
+          <w:p>
+            <w:pPr>
+              <w:spacing w:after="80" w:before="80"/>
+              <w:jc w:val="left"/>
+            </w:pPr>
+            <w:r>
+              <w:rPr>
+                <w:rFonts w:ascii="Pretendard" w:cs="Pretendard" w:eastAsia="Pretendard" w:hAnsi="Pretendard"/>
+                <w:b w:val="false"/>
+                <w:bCs w:val="false"/>
+                <w:i w:val="false"/>
+                <w:iCs w:val="false"/>
+                <w:color w:val="24292E"/>
+                <w:sz w:val="19"/>
+                <w:szCs w:val="19"/>
+              </w:rPr>
+              <w:t xml:space="preserve"/>
             </w:r>
           </w:p>
         </w:tc>
@@ -984,77 +1539,19 @@
           </w:tcPr>
           <w:p>
             <w:pPr>
-              <w:spacing w:after="40" w:before="40"/>
-              <w:jc w:val="left"/>
-            </w:pPr>
-            <w:r>
-              <w:rPr>
-                <w:rFonts w:ascii="Pretendard" w:cs="Pretendard" w:eastAsia="Pretendard" w:hAnsi="Pretendard"/>
-                <w:b w:val="false"/>
-                <w:bCs w:val="false"/>
+              <w:spacing w:after="80" w:before="80"/>
+              <w:jc w:val="left"/>
+            </w:pPr>
+            <w:r>
+              <w:rPr>
+                <w:rFonts w:ascii="Pretendard" w:cs="Pretendard" w:eastAsia="Pretendard" w:hAnsi="Pretendard"/>
+                <w:b w:val="false"/>
+                <w:bCs w:val="false"/>
+                <w:i w:val="false"/>
+                <w:iCs w:val="false"/>
                 <w:color w:val="24292E"/>
-                <w:sz w:val="20"/>
-                <w:szCs w:val="20"/>
-              </w:rPr>
-              <w:t xml:space="preserve"/>
-            </w:r>
-          </w:p>
-        </w:tc>
-        <w:tc>
-          <w:tcPr>
-            <w:tcW w:type="dxa" w:w="3300"/>
-            <w:tcBorders>
-              <w:top w:val="single" w:color="E5E7EA" w:sz="4"/>
-              <w:left w:val="single" w:color="E5E7EA" w:sz="4"/>
-              <w:bottom w:val="single" w:color="E5E7EA" w:sz="4"/>
-              <w:right w:val="single" w:color="E5E7EA" w:sz="4"/>
-            </w:tcBorders>
-            <w:shd w:fill="F6F7F9" w:color="auto" w:val="clear"/>
-            <w:vAlign w:val="center"/>
-          </w:tcPr>
-          <w:p>
-            <w:pPr>
-              <w:spacing w:after="40" w:before="40"/>
-              <w:jc w:val="left"/>
-            </w:pPr>
-            <w:r>
-              <w:rPr>
-                <w:rFonts w:ascii="Pretendard" w:cs="Pretendard" w:eastAsia="Pretendard" w:hAnsi="Pretendard"/>
-                <w:b w:val="false"/>
-                <w:bCs w:val="false"/>
-                <w:color w:val="24292E"/>
-                <w:sz w:val="20"/>
-                <w:szCs w:val="20"/>
-              </w:rPr>
-              <w:t xml:space="preserve"/>
-            </w:r>
-          </w:p>
-        </w:tc>
-        <w:tc>
-          <w:tcPr>
-            <w:tcW w:type="dxa" w:w="2500"/>
-            <w:tcBorders>
-              <w:top w:val="single" w:color="E5E7EA" w:sz="4"/>
-              <w:left w:val="single" w:color="E5E7EA" w:sz="4"/>
-              <w:bottom w:val="single" w:color="E5E7EA" w:sz="4"/>
-              <w:right w:val="single" w:color="E5E7EA" w:sz="4"/>
-            </w:tcBorders>
-            <w:shd w:fill="F6F7F9" w:color="auto" w:val="clear"/>
-            <w:vAlign w:val="center"/>
-          </w:tcPr>
-          <w:p>
-            <w:pPr>
-              <w:spacing w:after="40" w:before="40"/>
-              <w:jc w:val="left"/>
-            </w:pPr>
-            <w:r>
-              <w:rPr>
-                <w:rFonts w:ascii="Pretendard" w:cs="Pretendard" w:eastAsia="Pretendard" w:hAnsi="Pretendard"/>
-                <w:b w:val="false"/>
-                <w:bCs w:val="false"/>
-                <w:color w:val="24292E"/>
-                <w:sz w:val="20"/>
-                <w:szCs w:val="20"/>
+                <w:sz w:val="19"/>
+                <w:szCs w:val="19"/>
               </w:rPr>
               <w:t xml:space="preserve"/>
             </w:r>
@@ -1076,7 +1573,7 @@
           </w:tcPr>
           <w:p>
             <w:pPr>
-              <w:spacing w:after="40" w:before="40"/>
+              <w:spacing w:after="80" w:before="80"/>
               <w:jc w:val="center"/>
             </w:pPr>
             <w:r>
@@ -1084,11 +1581,77 @@
                 <w:rFonts w:ascii="Pretendard" w:cs="Pretendard" w:eastAsia="Pretendard" w:hAnsi="Pretendard"/>
                 <w:b w:val="false"/>
                 <w:bCs w:val="false"/>
+                <w:i w:val="false"/>
+                <w:iCs w:val="false"/>
+                <w:color w:val="596066"/>
+                <w:sz w:val="19"/>
+                <w:szCs w:val="19"/>
+              </w:rPr>
+              <w:t xml:space="preserve">5</w:t>
+            </w:r>
+          </w:p>
+        </w:tc>
+        <w:tc>
+          <w:tcPr>
+            <w:tcW w:type="dxa" w:w="2200"/>
+            <w:tcBorders>
+              <w:top w:val="single" w:color="E5E7EA" w:sz="4"/>
+              <w:left w:val="single" w:color="E5E7EA" w:sz="4"/>
+              <w:bottom w:val="single" w:color="E5E7EA" w:sz="4"/>
+              <w:right w:val="single" w:color="E5E7EA" w:sz="4"/>
+            </w:tcBorders>
+            <w:shd w:fill="FFFFFF" w:color="auto" w:val="clear"/>
+            <w:vAlign w:val="center"/>
+          </w:tcPr>
+          <w:p>
+            <w:pPr>
+              <w:spacing w:after="80" w:before="80"/>
+              <w:jc w:val="left"/>
+            </w:pPr>
+            <w:r>
+              <w:rPr>
+                <w:rFonts w:ascii="Pretendard" w:cs="Pretendard" w:eastAsia="Pretendard" w:hAnsi="Pretendard"/>
+                <w:b w:val="false"/>
+                <w:bCs w:val="false"/>
+                <w:i w:val="false"/>
+                <w:iCs w:val="false"/>
                 <w:color w:val="24292E"/>
-                <w:sz w:val="20"/>
-                <w:szCs w:val="20"/>
-              </w:rPr>
-              <w:t xml:space="preserve">5</w:t>
+                <w:sz w:val="19"/>
+                <w:szCs w:val="19"/>
+              </w:rPr>
+              <w:t xml:space="preserve"/>
+            </w:r>
+          </w:p>
+        </w:tc>
+        <w:tc>
+          <w:tcPr>
+            <w:tcW w:type="dxa" w:w="3600"/>
+            <w:tcBorders>
+              <w:top w:val="single" w:color="E5E7EA" w:sz="4"/>
+              <w:left w:val="single" w:color="E5E7EA" w:sz="4"/>
+              <w:bottom w:val="single" w:color="E5E7EA" w:sz="4"/>
+              <w:right w:val="single" w:color="E5E7EA" w:sz="4"/>
+            </w:tcBorders>
+            <w:shd w:fill="FFFFFF" w:color="auto" w:val="clear"/>
+            <w:vAlign w:val="center"/>
+          </w:tcPr>
+          <w:p>
+            <w:pPr>
+              <w:spacing w:after="80" w:before="80"/>
+              <w:jc w:val="left"/>
+            </w:pPr>
+            <w:r>
+              <w:rPr>
+                <w:rFonts w:ascii="Pretendard" w:cs="Pretendard" w:eastAsia="Pretendard" w:hAnsi="Pretendard"/>
+                <w:b w:val="false"/>
+                <w:bCs w:val="false"/>
+                <w:i w:val="false"/>
+                <w:iCs w:val="false"/>
+                <w:color w:val="24292E"/>
+                <w:sz w:val="19"/>
+                <w:szCs w:val="19"/>
+              </w:rPr>
+              <w:t xml:space="preserve"/>
             </w:r>
           </w:p>
         </w:tc>
@@ -1106,77 +1669,19 @@
           </w:tcPr>
           <w:p>
             <w:pPr>
-              <w:spacing w:after="40" w:before="40"/>
-              <w:jc w:val="left"/>
-            </w:pPr>
-            <w:r>
-              <w:rPr>
-                <w:rFonts w:ascii="Pretendard" w:cs="Pretendard" w:eastAsia="Pretendard" w:hAnsi="Pretendard"/>
-                <w:b w:val="false"/>
-                <w:bCs w:val="false"/>
+              <w:spacing w:after="80" w:before="80"/>
+              <w:jc w:val="left"/>
+            </w:pPr>
+            <w:r>
+              <w:rPr>
+                <w:rFonts w:ascii="Pretendard" w:cs="Pretendard" w:eastAsia="Pretendard" w:hAnsi="Pretendard"/>
+                <w:b w:val="false"/>
+                <w:bCs w:val="false"/>
+                <w:i w:val="false"/>
+                <w:iCs w:val="false"/>
                 <w:color w:val="24292E"/>
-                <w:sz w:val="20"/>
-                <w:szCs w:val="20"/>
-              </w:rPr>
-              <w:t xml:space="preserve"/>
-            </w:r>
-          </w:p>
-        </w:tc>
-        <w:tc>
-          <w:tcPr>
-            <w:tcW w:type="dxa" w:w="3300"/>
-            <w:tcBorders>
-              <w:top w:val="single" w:color="E5E7EA" w:sz="4"/>
-              <w:left w:val="single" w:color="E5E7EA" w:sz="4"/>
-              <w:bottom w:val="single" w:color="E5E7EA" w:sz="4"/>
-              <w:right w:val="single" w:color="E5E7EA" w:sz="4"/>
-            </w:tcBorders>
-            <w:shd w:fill="FFFFFF" w:color="auto" w:val="clear"/>
-            <w:vAlign w:val="center"/>
-          </w:tcPr>
-          <w:p>
-            <w:pPr>
-              <w:spacing w:after="40" w:before="40"/>
-              <w:jc w:val="left"/>
-            </w:pPr>
-            <w:r>
-              <w:rPr>
-                <w:rFonts w:ascii="Pretendard" w:cs="Pretendard" w:eastAsia="Pretendard" w:hAnsi="Pretendard"/>
-                <w:b w:val="false"/>
-                <w:bCs w:val="false"/>
-                <w:color w:val="24292E"/>
-                <w:sz w:val="20"/>
-                <w:szCs w:val="20"/>
-              </w:rPr>
-              <w:t xml:space="preserve"/>
-            </w:r>
-          </w:p>
-        </w:tc>
-        <w:tc>
-          <w:tcPr>
-            <w:tcW w:type="dxa" w:w="2500"/>
-            <w:tcBorders>
-              <w:top w:val="single" w:color="E5E7EA" w:sz="4"/>
-              <w:left w:val="single" w:color="E5E7EA" w:sz="4"/>
-              <w:bottom w:val="single" w:color="E5E7EA" w:sz="4"/>
-              <w:right w:val="single" w:color="E5E7EA" w:sz="4"/>
-            </w:tcBorders>
-            <w:shd w:fill="FFFFFF" w:color="auto" w:val="clear"/>
-            <w:vAlign w:val="center"/>
-          </w:tcPr>
-          <w:p>
-            <w:pPr>
-              <w:spacing w:after="40" w:before="40"/>
-              <w:jc w:val="left"/>
-            </w:pPr>
-            <w:r>
-              <w:rPr>
-                <w:rFonts w:ascii="Pretendard" w:cs="Pretendard" w:eastAsia="Pretendard" w:hAnsi="Pretendard"/>
-                <w:b w:val="false"/>
-                <w:bCs w:val="false"/>
-                <w:color w:val="24292E"/>
-                <w:sz w:val="20"/>
-                <w:szCs w:val="20"/>
+                <w:sz w:val="19"/>
+                <w:szCs w:val="19"/>
               </w:rPr>
               <w:t xml:space="preserve"/>
             </w:r>
@@ -1186,98 +1691,297 @@
     </w:tbl>
     <w:p>
       <w:pPr>
-        <w:spacing w:after="0" w:before="113"/>
+        <w:spacing w:after="0" w:before="284"/>
       </w:pPr>
     </w:p>
+    <w:tbl>
+      <w:tblPr>
+        <w:tblW w:type="dxa" w:w="8800"/>
+        <w:tblBorders>
+          <w:top w:val="none"/>
+          <w:left w:val="none"/>
+          <w:bottom w:val="none"/>
+          <w:right w:val="none"/>
+          <w:insideH w:val="single" w:color="auto" w:sz="4"/>
+          <w:insideV w:val="single" w:color="auto" w:sz="4"/>
+        </w:tblBorders>
+      </w:tblPr>
+      <w:tblGrid>
+        <w:gridCol w:w="520"/>
+        <w:gridCol w:w="8280"/>
+      </w:tblGrid>
+      <w:tr>
+        <w:tc>
+          <w:tcPr>
+            <w:tcW w:type="dxa" w:w="520"/>
+            <w:tcBorders>
+              <w:top w:val="none"/>
+              <w:left w:val="none"/>
+              <w:bottom w:val="none"/>
+              <w:right w:val="none"/>
+            </w:tcBorders>
+            <w:shd w:fill="58C65D" w:color="auto" w:val="clear"/>
+            <w:vAlign w:val="center"/>
+          </w:tcPr>
+          <w:p>
+            <w:pPr>
+              <w:spacing w:after="30" w:before="30"/>
+              <w:jc w:val="center"/>
+            </w:pPr>
+            <w:r>
+              <w:rPr>
+                <w:rFonts w:ascii="Pretendard" w:cs="Pretendard" w:eastAsia="Pretendard" w:hAnsi="Pretendard"/>
+                <w:b/>
+                <w:bCs/>
+                <w:i w:val="false"/>
+                <w:iCs w:val="false"/>
+                <w:color w:val="FFFFFF"/>
+                <w:sz w:val="18"/>
+                <w:szCs w:val="18"/>
+              </w:rPr>
+              <w:t xml:space="preserve">04</w:t>
+            </w:r>
+          </w:p>
+        </w:tc>
+        <w:tc>
+          <w:tcPr>
+            <w:tcW w:type="dxa" w:w="8280"/>
+            <w:tcBorders>
+              <w:top w:val="none"/>
+              <w:left w:val="none"/>
+              <w:bottom w:val="none"/>
+              <w:right w:val="none"/>
+            </w:tcBorders>
+            <w:shd w:fill="F6F7F9" w:color="auto" w:val="clear"/>
+            <w:vAlign w:val="center"/>
+          </w:tcPr>
+          <w:p>
+            <w:pPr>
+              <w:spacing w:after="20" w:before="20"/>
+              <w:jc w:val="left"/>
+            </w:pPr>
+            <w:r>
+              <w:rPr>
+                <w:rFonts w:ascii="Pretendard" w:cs="Pretendard" w:eastAsia="Pretendard" w:hAnsi="Pretendard"/>
+                <w:b/>
+                <w:bCs/>
+                <w:i w:val="false"/>
+                <w:iCs w:val="false"/>
+                <w:color w:val="24292E"/>
+                <w:sz w:val="26"/>
+                <w:szCs w:val="26"/>
+              </w:rPr>
+              <w:t xml:space="preserve">특이사항 및 참고</w:t>
+            </w:r>
+          </w:p>
+        </w:tc>
+      </w:tr>
+    </w:tbl>
     <w:p>
       <w:pPr>
-        <w:pStyle w:val="Heading1"/>
-        <w:pBdr>
-          <w:bottom w:val="single" w:color="58C65D" w:sz="4"/>
-        </w:pBdr>
-        <w:spacing w:after="85" w:before="227"/>
+        <w:spacing w:after="0" w:before="142"/>
       </w:pPr>
-      <w:r>
-        <w:rPr>
-          <w:rFonts w:ascii="Pretendard" w:cs="Pretendard" w:eastAsia="Pretendard" w:hAnsi="Pretendard"/>
-          <w:b/>
-          <w:bCs/>
-          <w:color w:val="24292E"/>
-          <w:sz w:val="32"/>
-          <w:szCs w:val="32"/>
-        </w:rPr>
-        <w:t xml:space="preserve">4. 특이사항 / 참고</w:t>
-      </w:r>
     </w:p>
+    <w:tbl>
+      <w:tblPr>
+        <w:tblW w:type="dxa" w:w="8800"/>
+        <w:tblBorders>
+          <w:top w:val="none"/>
+          <w:left w:val="none"/>
+          <w:bottom w:val="none"/>
+          <w:right w:val="none"/>
+          <w:insideH w:val="single" w:color="auto" w:sz="4"/>
+          <w:insideV w:val="single" w:color="auto" w:sz="4"/>
+        </w:tblBorders>
+      </w:tblPr>
+      <w:tblGrid>
+        <w:gridCol w:w="120"/>
+        <w:gridCol w:w="8680"/>
+      </w:tblGrid>
+      <w:tr>
+        <w:tc>
+          <w:tcPr>
+            <w:tcW w:type="dxa" w:w="120"/>
+            <w:tcBorders>
+              <w:top w:val="none"/>
+              <w:left w:val="none"/>
+              <w:bottom w:val="none"/>
+              <w:right w:val="none"/>
+            </w:tcBorders>
+            <w:shd w:fill="58C65D" w:color="auto" w:val="clear"/>
+            <w:vAlign w:val="center"/>
+          </w:tcPr>
+          <w:p>
+            <w:pPr>
+              <w:spacing w:after="0" w:before="0"/>
+              <w:jc w:val="left"/>
+            </w:pPr>
+          </w:p>
+        </w:tc>
+        <w:tc>
+          <w:tcPr>
+            <w:tcW w:type="dxa" w:w="8680"/>
+            <w:tcBorders>
+              <w:top w:val="none"/>
+              <w:left w:val="none"/>
+              <w:bottom w:val="none"/>
+              <w:right w:val="none"/>
+            </w:tcBorders>
+            <w:shd w:fill="ECFBED" w:color="auto" w:val="clear"/>
+            <w:vAlign w:val="center"/>
+          </w:tcPr>
+          <w:p>
+            <w:pPr>
+              <w:spacing w:after="30" w:before="60"/>
+              <w:jc w:val="left"/>
+            </w:pPr>
+            <w:r>
+              <w:rPr>
+                <w:rFonts w:ascii="Pretendard" w:cs="Pretendard" w:eastAsia="Pretendard" w:hAnsi="Pretendard"/>
+                <w:b w:val="false"/>
+                <w:bCs w:val="false"/>
+                <w:i w:val="false"/>
+                <w:iCs w:val="false"/>
+                <w:color w:val="24292E"/>
+                <w:sz w:val="20"/>
+                <w:szCs w:val="20"/>
+              </w:rPr>
+              <w:t xml:space="preserve">• [특이사항 1]</w:t>
+            </w:r>
+          </w:p>
+          <w:p>
+            <w:pPr>
+              <w:spacing w:after="30" w:before="0"/>
+              <w:jc w:val="left"/>
+            </w:pPr>
+            <w:r>
+              <w:rPr>
+                <w:rFonts w:ascii="Pretendard" w:cs="Pretendard" w:eastAsia="Pretendard" w:hAnsi="Pretendard"/>
+                <w:b w:val="false"/>
+                <w:bCs w:val="false"/>
+                <w:i w:val="false"/>
+                <w:iCs w:val="false"/>
+                <w:color w:val="24292E"/>
+                <w:sz w:val="20"/>
+                <w:szCs w:val="20"/>
+              </w:rPr>
+              <w:t xml:space="preserve">• [특이사항 2]</w:t>
+            </w:r>
+          </w:p>
+          <w:p>
+            <w:pPr>
+              <w:spacing w:after="60" w:before="0"/>
+              <w:jc w:val="left"/>
+            </w:pPr>
+            <w:r>
+              <w:rPr>
+                <w:rFonts w:ascii="Pretendard" w:cs="Pretendard" w:eastAsia="Pretendard" w:hAnsi="Pretendard"/>
+                <w:b w:val="false"/>
+                <w:bCs w:val="false"/>
+                <w:i w:val="false"/>
+                <w:iCs w:val="false"/>
+                <w:color w:val="24292E"/>
+                <w:sz w:val="20"/>
+                <w:szCs w:val="20"/>
+              </w:rPr>
+              <w:t xml:space="preserve">• [참고 자료 또는 관련 문서 링크]</w:t>
+            </w:r>
+          </w:p>
+        </w:tc>
+      </w:tr>
+    </w:tbl>
     <w:p>
       <w:pPr>
-        <w:spacing w:after="80" w:before="0"/>
-        <w:jc w:val="left"/>
+        <w:spacing w:after="0" w:before="340"/>
       </w:pPr>
-      <w:r>
-        <w:rPr>
-          <w:rFonts w:ascii="Pretendard" w:cs="Pretendard" w:eastAsia="Pretendard" w:hAnsi="Pretendard"/>
-          <w:color w:val="24292E"/>
-          <w:sz w:val="22"/>
-          <w:szCs w:val="22"/>
-        </w:rPr>
-        <w:t xml:space="preserve">•  [특이사항 1]</w:t>
-      </w:r>
     </w:p>
+    <w:tbl>
+      <w:tblPr>
+        <w:tblW w:type="dxa" w:w="8800"/>
+        <w:tblBorders>
+          <w:top w:val="none"/>
+          <w:left w:val="none"/>
+          <w:bottom w:val="none"/>
+          <w:right w:val="none"/>
+          <w:insideH w:val="single" w:color="auto" w:sz="4"/>
+          <w:insideV w:val="single" w:color="auto" w:sz="4"/>
+        </w:tblBorders>
+      </w:tblPr>
+      <w:tblGrid>
+        <w:gridCol w:w="520"/>
+        <w:gridCol w:w="8280"/>
+      </w:tblGrid>
+      <w:tr>
+        <w:tc>
+          <w:tcPr>
+            <w:tcW w:type="dxa" w:w="520"/>
+            <w:tcBorders>
+              <w:top w:val="none"/>
+              <w:left w:val="none"/>
+              <w:bottom w:val="none"/>
+              <w:right w:val="none"/>
+            </w:tcBorders>
+            <w:shd w:fill="58C65D" w:color="auto" w:val="clear"/>
+            <w:vAlign w:val="center"/>
+          </w:tcPr>
+          <w:p>
+            <w:pPr>
+              <w:spacing w:after="30" w:before="30"/>
+              <w:jc w:val="center"/>
+            </w:pPr>
+            <w:r>
+              <w:rPr>
+                <w:rFonts w:ascii="Pretendard" w:cs="Pretendard" w:eastAsia="Pretendard" w:hAnsi="Pretendard"/>
+                <w:b/>
+                <w:bCs/>
+                <w:i w:val="false"/>
+                <w:iCs w:val="false"/>
+                <w:color w:val="FFFFFF"/>
+                <w:sz w:val="18"/>
+                <w:szCs w:val="18"/>
+              </w:rPr>
+              <w:t xml:space="preserve">05</w:t>
+            </w:r>
+          </w:p>
+        </w:tc>
+        <w:tc>
+          <w:tcPr>
+            <w:tcW w:type="dxa" w:w="8280"/>
+            <w:tcBorders>
+              <w:top w:val="none"/>
+              <w:left w:val="none"/>
+              <w:bottom w:val="none"/>
+              <w:right w:val="none"/>
+            </w:tcBorders>
+            <w:shd w:fill="F6F7F9" w:color="auto" w:val="clear"/>
+            <w:vAlign w:val="center"/>
+          </w:tcPr>
+          <w:p>
+            <w:pPr>
+              <w:spacing w:after="20" w:before="20"/>
+              <w:jc w:val="left"/>
+            </w:pPr>
+            <w:r>
+              <w:rPr>
+                <w:rFonts w:ascii="Pretendard" w:cs="Pretendard" w:eastAsia="Pretendard" w:hAnsi="Pretendard"/>
+                <w:b/>
+                <w:bCs/>
+                <w:i w:val="false"/>
+                <w:iCs w:val="false"/>
+                <w:color w:val="24292E"/>
+                <w:sz w:val="26"/>
+                <w:szCs w:val="26"/>
+              </w:rPr>
+              <w:t xml:space="preserve">확인 및 서명</w:t>
+            </w:r>
+          </w:p>
+        </w:tc>
+      </w:tr>
+    </w:tbl>
     <w:p>
       <w:pPr>
-        <w:spacing w:after="80" w:before="0"/>
-        <w:jc w:val="left"/>
+        <w:spacing w:after="0" w:before="170"/>
       </w:pPr>
-      <w:r>
-        <w:rPr>
-          <w:rFonts w:ascii="Pretendard" w:cs="Pretendard" w:eastAsia="Pretendard" w:hAnsi="Pretendard"/>
-          <w:color w:val="24292E"/>
-          <w:sz w:val="22"/>
-          <w:szCs w:val="22"/>
-        </w:rPr>
-        <w:t xml:space="preserve">•  [특이사항 2]</w:t>
-      </w:r>
-    </w:p>
-    <w:p>
-      <w:pPr>
-        <w:spacing w:after="80" w:before="0"/>
-        <w:jc w:val="left"/>
-      </w:pPr>
-      <w:r>
-        <w:rPr>
-          <w:rFonts w:ascii="Pretendard" w:cs="Pretendard" w:eastAsia="Pretendard" w:hAnsi="Pretendard"/>
-          <w:color w:val="24292E"/>
-          <w:sz w:val="22"/>
-          <w:szCs w:val="22"/>
-        </w:rPr>
-        <w:t xml:space="preserve">•  [참고 자료 또는 관련 문서]</w:t>
-      </w:r>
-    </w:p>
-    <w:p>
-      <w:pPr>
-        <w:spacing w:after="0" w:before="226"/>
-      </w:pPr>
-    </w:p>
-    <w:p>
-      <w:pPr>
-        <w:pStyle w:val="Heading1"/>
-        <w:pBdr>
-          <w:bottom w:val="single" w:color="58C65D" w:sz="4"/>
-        </w:pBdr>
-        <w:spacing w:after="85" w:before="227"/>
-      </w:pPr>
-      <w:r>
-        <w:rPr>
-          <w:rFonts w:ascii="Pretendard" w:cs="Pretendard" w:eastAsia="Pretendard" w:hAnsi="Pretendard"/>
-          <w:b/>
-          <w:bCs/>
-          <w:color w:val="24292E"/>
-          <w:sz w:val="32"/>
-          <w:szCs w:val="32"/>
-        </w:rPr>
-        <w:t xml:space="preserve">5. 확인 및 서명</w:t>
-      </w:r>
     </w:p>
     <w:tbl>
       <w:tblPr>
@@ -1311,7 +2015,7 @@
           </w:tcPr>
           <w:p>
             <w:pPr>
-              <w:spacing w:after="40" w:before="40"/>
+              <w:spacing w:after="60" w:before="60"/>
               <w:jc w:val="center"/>
             </w:pPr>
             <w:r>
@@ -1319,9 +2023,11 @@
                 <w:rFonts w:ascii="Pretendard" w:cs="Pretendard" w:eastAsia="Pretendard" w:hAnsi="Pretendard"/>
                 <w:b/>
                 <w:bCs/>
+                <w:i w:val="false"/>
+                <w:iCs w:val="false"/>
                 <w:color w:val="FFFFFF"/>
-                <w:sz w:val="20"/>
-                <w:szCs w:val="20"/>
+                <w:sz w:val="19"/>
+                <w:szCs w:val="19"/>
               </w:rPr>
               <w:t xml:space="preserve">작성자</w:t>
             </w:r>
@@ -1341,7 +2047,7 @@
           </w:tcPr>
           <w:p>
             <w:pPr>
-              <w:spacing w:after="40" w:before="40"/>
+              <w:spacing w:after="60" w:before="60"/>
               <w:jc w:val="center"/>
             </w:pPr>
             <w:r>
@@ -1349,9 +2055,11 @@
                 <w:rFonts w:ascii="Pretendard" w:cs="Pretendard" w:eastAsia="Pretendard" w:hAnsi="Pretendard"/>
                 <w:b/>
                 <w:bCs/>
+                <w:i w:val="false"/>
+                <w:iCs w:val="false"/>
                 <w:color w:val="FFFFFF"/>
-                <w:sz w:val="20"/>
-                <w:szCs w:val="20"/>
+                <w:sz w:val="19"/>
+                <w:szCs w:val="19"/>
               </w:rPr>
               <w:t xml:space="preserve">검토자</w:t>
             </w:r>
@@ -1371,7 +2079,7 @@
           </w:tcPr>
           <w:p>
             <w:pPr>
-              <w:spacing w:after="40" w:before="40"/>
+              <w:spacing w:after="60" w:before="60"/>
               <w:jc w:val="center"/>
             </w:pPr>
             <w:r>
@@ -1379,9 +2087,11 @@
                 <w:rFonts w:ascii="Pretendard" w:cs="Pretendard" w:eastAsia="Pretendard" w:hAnsi="Pretendard"/>
                 <w:b/>
                 <w:bCs/>
+                <w:i w:val="false"/>
+                <w:iCs w:val="false"/>
                 <w:color w:val="FFFFFF"/>
-                <w:sz w:val="20"/>
-                <w:szCs w:val="20"/>
+                <w:sz w:val="19"/>
+                <w:szCs w:val="19"/>
               </w:rPr>
               <w:t xml:space="preserve">승인자</w:t>
             </w:r>
@@ -1390,7 +2100,7 @@
       </w:tr>
       <w:tr>
         <w:trPr>
-          <w:trHeight w:val="1418" w:hRule="exact"/>
+          <w:trHeight w:val="1588" w:hRule="exact"/>
         </w:trPr>
         <w:tc>
           <w:tcPr>
@@ -1402,8 +2112,14 @@
               <w:right w:val="single" w:color="E5E7EA" w:sz="4"/>
             </w:tcBorders>
             <w:shd w:fill="FFFFFF" w:color="auto" w:val="clear"/>
-          </w:tcPr>
-          <w:p/>
+            <w:vAlign w:val="center"/>
+          </w:tcPr>
+          <w:p>
+            <w:pPr>
+              <w:spacing w:after="0" w:before="0"/>
+              <w:jc w:val="left"/>
+            </w:pPr>
+          </w:p>
         </w:tc>
         <w:tc>
           <w:tcPr>
@@ -1415,8 +2131,14 @@
               <w:right w:val="single" w:color="E5E7EA" w:sz="4"/>
             </w:tcBorders>
             <w:shd w:fill="FFFFFF" w:color="auto" w:val="clear"/>
-          </w:tcPr>
-          <w:p/>
+            <w:vAlign w:val="center"/>
+          </w:tcPr>
+          <w:p>
+            <w:pPr>
+              <w:spacing w:after="0" w:before="0"/>
+              <w:jc w:val="left"/>
+            </w:pPr>
+          </w:p>
         </w:tc>
         <w:tc>
           <w:tcPr>
@@ -1428,8 +2150,14 @@
               <w:right w:val="single" w:color="E5E7EA" w:sz="4"/>
             </w:tcBorders>
             <w:shd w:fill="FFFFFF" w:color="auto" w:val="clear"/>
-          </w:tcPr>
-          <w:p/>
+            <w:vAlign w:val="center"/>
+          </w:tcPr>
+          <w:p>
+            <w:pPr>
+              <w:spacing w:after="0" w:before="0"/>
+              <w:jc w:val="left"/>
+            </w:pPr>
+          </w:p>
         </w:tc>
       </w:tr>
       <w:tr>
@@ -1442,7 +2170,7 @@
               <w:bottom w:val="single" w:color="E5E7EA" w:sz="4"/>
               <w:right w:val="single" w:color="E5E7EA" w:sz="4"/>
             </w:tcBorders>
-            <w:shd w:fill="FFFFFF" w:color="auto" w:val="clear"/>
+            <w:shd w:fill="F6F7F9" w:color="auto" w:val="clear"/>
             <w:vAlign w:val="center"/>
           </w:tcPr>
           <w:p>
@@ -1455,11 +2183,13 @@
                 <w:rFonts w:ascii="Pretendard" w:cs="Pretendard" w:eastAsia="Pretendard" w:hAnsi="Pretendard"/>
                 <w:b w:val="false"/>
                 <w:bCs w:val="false"/>
-                <w:color w:val="596066"/>
-                <w:sz w:val="18"/>
-                <w:szCs w:val="18"/>
-              </w:rPr>
-              <w:t xml:space="preserve">[성명 / 일자]</w:t>
+                <w:i w:val="false"/>
+                <w:iCs w:val="false"/>
+                <w:color w:val="9EA5AD"/>
+                <w:sz w:val="17"/>
+                <w:szCs w:val="17"/>
+              </w:rPr>
+              <w:t xml:space="preserve">성명:                   일자:             </w:t>
             </w:r>
           </w:p>
         </w:tc>
@@ -1472,7 +2202,7 @@
               <w:bottom w:val="single" w:color="E5E7EA" w:sz="4"/>
               <w:right w:val="single" w:color="E5E7EA" w:sz="4"/>
             </w:tcBorders>
-            <w:shd w:fill="FFFFFF" w:color="auto" w:val="clear"/>
+            <w:shd w:fill="F6F7F9" w:color="auto" w:val="clear"/>
             <w:vAlign w:val="center"/>
           </w:tcPr>
           <w:p>
@@ -1485,11 +2215,13 @@
                 <w:rFonts w:ascii="Pretendard" w:cs="Pretendard" w:eastAsia="Pretendard" w:hAnsi="Pretendard"/>
                 <w:b w:val="false"/>
                 <w:bCs w:val="false"/>
-                <w:color w:val="596066"/>
-                <w:sz w:val="18"/>
-                <w:szCs w:val="18"/>
-              </w:rPr>
-              <w:t xml:space="preserve">[성명 / 일자]</w:t>
+                <w:i w:val="false"/>
+                <w:iCs w:val="false"/>
+                <w:color w:val="9EA5AD"/>
+                <w:sz w:val="17"/>
+                <w:szCs w:val="17"/>
+              </w:rPr>
+              <w:t xml:space="preserve">성명:                   일자:             </w:t>
             </w:r>
           </w:p>
         </w:tc>
@@ -1502,7 +2234,7 @@
               <w:bottom w:val="single" w:color="E5E7EA" w:sz="4"/>
               <w:right w:val="single" w:color="E5E7EA" w:sz="4"/>
             </w:tcBorders>
-            <w:shd w:fill="FFFFFF" w:color="auto" w:val="clear"/>
+            <w:shd w:fill="F6F7F9" w:color="auto" w:val="clear"/>
             <w:vAlign w:val="center"/>
           </w:tcPr>
           <w:p>
@@ -1515,12 +2247,59 @@
                 <w:rFonts w:ascii="Pretendard" w:cs="Pretendard" w:eastAsia="Pretendard" w:hAnsi="Pretendard"/>
                 <w:b w:val="false"/>
                 <w:bCs w:val="false"/>
-                <w:color w:val="596066"/>
-                <w:sz w:val="18"/>
-                <w:szCs w:val="18"/>
-              </w:rPr>
-              <w:t xml:space="preserve">[성명 / 일자]</w:t>
-            </w:r>
+                <w:i w:val="false"/>
+                <w:iCs w:val="false"/>
+                <w:color w:val="9EA5AD"/>
+                <w:sz w:val="17"/>
+                <w:szCs w:val="17"/>
+              </w:rPr>
+              <w:t xml:space="preserve">성명:                   일자:             </w:t>
+            </w:r>
+          </w:p>
+        </w:tc>
+      </w:tr>
+    </w:tbl>
+    <w:p>
+      <w:pPr>
+        <w:spacing w:after="0" w:before="284"/>
+      </w:pPr>
+    </w:p>
+    <w:tbl>
+      <w:tblPr>
+        <w:tblW w:type="dxa" w:w="8800"/>
+        <w:tblBorders>
+          <w:top w:val="none"/>
+          <w:left w:val="none"/>
+          <w:bottom w:val="none"/>
+          <w:right w:val="none"/>
+          <w:insideH w:val="single" w:color="auto" w:sz="4"/>
+          <w:insideV w:val="single" w:color="auto" w:sz="4"/>
+        </w:tblBorders>
+      </w:tblPr>
+      <w:tblGrid>
+        <w:gridCol w:w="8800"/>
+      </w:tblGrid>
+      <w:tr>
+        <w:trPr>
+          <w:trHeight w:val="80" w:hRule="exact"/>
+        </w:trPr>
+        <w:tc>
+          <w:tcPr>
+            <w:tcW w:type="dxa" w:w="8800"/>
+            <w:tcBorders>
+              <w:top w:val="none"/>
+              <w:left w:val="none"/>
+              <w:bottom w:val="none"/>
+              <w:right w:val="none"/>
+            </w:tcBorders>
+            <w:shd w:fill="58C65D" w:color="auto" w:val="clear"/>
+            <w:vAlign w:val="center"/>
+          </w:tcPr>
+          <w:p>
+            <w:pPr>
+              <w:spacing w:after="0" w:before="0"/>
+              <w:jc w:val="left"/>
+            </w:pPr>
           </w:p>
         </w:tc>
       </w:tr>
@@ -1529,7 +2308,7 @@
       <w:headerReference w:type="default" r:id="rId7"/>
       <w:footerReference w:type="default" r:id="rId8"/>
       <w:pgSz w:w="11906" w:h="16838" w:orient="portrait"/>
-      <w:pgMar w:top="1418" w:right="1418" w:bottom="1418" w:left="1701" w:header="708" w:footer="708" w:gutter="0"/>
+      <w:pgMar w:top="1814" w:right="1418" w:bottom="1418" w:left="1588" w:header="708" w:footer="708" w:gutter="0"/>
       <w:pgNumType/>
       <w:docGrid w:linePitch="360"/>
     </w:sectPr>
@@ -1580,57 +2359,145 @@
 
 <file path=word/footer1.xml><?xml version="1.0" encoding="utf-8"?>
 <w:ftr xmlns:wpc="http://schemas.microsoft.com/office/word/2010/wordprocessingCanvas" xmlns:mc="http://schemas.openxmlformats.org/markup-compatibility/2006" xmlns:o="urn:schemas-microsoft-com:office:office" xmlns:r="http://schemas.openxmlformats.org/officeDocument/2006/relationships" xmlns:m="http://schemas.openxmlformats.org/officeDocument/2006/math" xmlns:v="urn:schemas-microsoft-com:vml" xmlns:wp14="http://schemas.microsoft.com/office/word/2010/wordprocessingDrawing" xmlns:wp="http://schemas.openxmlformats.org/drawingml/2006/wordprocessingDrawing" xmlns:w10="urn:schemas-microsoft-com:office:word" xmlns:w="http://schemas.openxmlformats.org/wordprocessingml/2006/main" xmlns:w14="http://schemas.microsoft.com/office/word/2010/wordml" xmlns:w15="http://schemas.microsoft.com/office/word/2012/wordml" xmlns:wpg="http://schemas.microsoft.com/office/word/2010/wordprocessingGroup" xmlns:wpi="http://schemas.microsoft.com/office/word/2010/wordprocessingInk" xmlns:wne="http://schemas.microsoft.com/office/word/2006/wordml" xmlns:wps="http://schemas.microsoft.com/office/word/2010/wordprocessingShape">
-  <w:p>
-    <w:pPr>
-      <w:pBdr>
-        <w:top w:val="single" w:color="E5E7EA" w:sz="4"/>
-      </w:pBdr>
-      <w:spacing w:before="113"/>
-      <w:jc w:val="center"/>
-    </w:pPr>
-    <w:r>
-      <w:rPr>
-        <w:rFonts w:ascii="Pretendard" w:cs="Pretendard" w:eastAsia="Pretendard" w:hAnsi="Pretendard"/>
-        <w:color w:val="596066"/>
-        <w:sz w:val="16"/>
-        <w:szCs w:val="16"/>
-      </w:rPr>
-      <w:t xml:space="preserve">MNM Networks  |  contact@mnmnetworks.com  |  www.mnmnetworks.com        </w:t>
-    </w:r>
-    <w:r>
-      <w:rPr>
-        <w:rFonts w:ascii="Pretendard" w:cs="Pretendard" w:eastAsia="Pretendard" w:hAnsi="Pretendard"/>
-        <w:color w:val="596066"/>
-        <w:sz w:val="16"/>
-        <w:szCs w:val="16"/>
-      </w:rPr>
-      <w:fldChar w:fldCharType="begin"/>
-      <w:instrText xml:space="preserve">PAGE</w:instrText>
-      <w:fldChar w:fldCharType="separate"/>
-      <w:fldChar w:fldCharType="end"/>
-    </w:r>
-    <w:r>
-      <w:rPr>
-        <w:rFonts w:ascii="Pretendard" w:cs="Pretendard" w:eastAsia="Pretendard" w:hAnsi="Pretendard"/>
-        <w:color w:val="596066"/>
-        <w:sz w:val="16"/>
-        <w:szCs w:val="16"/>
-      </w:rPr>
-      <w:t xml:space="preserve"> / </w:t>
-    </w:r>
-    <w:r>
-      <w:rPr>
-        <w:rFonts w:ascii="Pretendard" w:cs="Pretendard" w:eastAsia="Pretendard" w:hAnsi="Pretendard"/>
-        <w:color w:val="596066"/>
-        <w:sz w:val="16"/>
-        <w:szCs w:val="16"/>
-      </w:rPr>
-      <w:fldChar w:fldCharType="begin"/>
-      <w:instrText xml:space="preserve">NUMPAGES</w:instrText>
-      <w:fldChar w:fldCharType="separate"/>
-      <w:fldChar w:fldCharType="end"/>
-    </w:r>
-  </w:p>
+  <w:tbl>
+    <w:tblPr>
+      <w:tblW w:type="dxa" w:w="8800"/>
+      <w:tblBorders>
+        <w:top w:val="none"/>
+        <w:left w:val="none"/>
+        <w:bottom w:val="none"/>
+        <w:right w:val="none"/>
+        <w:insideH w:val="single" w:color="auto" w:sz="4"/>
+        <w:insideV w:val="single" w:color="auto" w:sz="4"/>
+      </w:tblBorders>
+    </w:tblPr>
+    <w:tblGrid>
+      <w:gridCol w:w="5500"/>
+      <w:gridCol w:w="3300"/>
+    </w:tblGrid>
+    <w:tr>
+      <w:tc>
+        <w:tcPr>
+          <w:tcW w:type="dxa" w:w="5500"/>
+          <w:tcBorders>
+            <w:top w:val="none"/>
+            <w:left w:val="none"/>
+            <w:bottom w:val="none"/>
+            <w:right w:val="none"/>
+          </w:tcBorders>
+          <w:shd w:fill="FFFFFF" w:color="auto" w:val="clear"/>
+          <w:vAlign w:val="center"/>
+        </w:tcPr>
+        <w:p>
+          <w:pPr>
+            <w:pBdr>
+              <w:top w:val="single" w:color="58C65D" w:sz="4"/>
+            </w:pBdr>
+            <w:spacing w:after="0" w:before="0"/>
+            <w:jc w:val="left"/>
+          </w:pPr>
+          <w:r>
+            <w:rPr>
+              <w:rFonts w:ascii="Pretendard" w:cs="Pretendard" w:eastAsia="Pretendard" w:hAnsi="Pretendard"/>
+              <w:b w:val="false"/>
+              <w:bCs w:val="false"/>
+              <w:i w:val="false"/>
+              <w:iCs w:val="false"/>
+              <w:color w:val="9EA5AD"/>
+              <w:sz w:val="16"/>
+              <w:szCs w:val="16"/>
+            </w:rPr>
+            <w:t xml:space="preserve">D'ooh CMS  |  MNM Networks  |  contact@mnmnetworks.com</w:t>
+          </w:r>
+        </w:p>
+      </w:tc>
+      <w:tc>
+        <w:tcPr>
+          <w:tcW w:type="dxa" w:w="3300"/>
+          <w:tcBorders>
+            <w:top w:val="none"/>
+            <w:left w:val="none"/>
+            <w:bottom w:val="none"/>
+            <w:right w:val="none"/>
+          </w:tcBorders>
+          <w:shd w:fill="FFFFFF" w:color="auto" w:val="clear"/>
+          <w:vAlign w:val="center"/>
+        </w:tcPr>
+        <w:p>
+          <w:pPr>
+            <w:pBdr>
+              <w:top w:val="single" w:color="58C65D" w:sz="4"/>
+            </w:pBdr>
+            <w:spacing w:after="0" w:before="0"/>
+            <w:jc w:val="right"/>
+          </w:pPr>
+          <w:r>
+            <w:rPr>
+              <w:rFonts w:ascii="Pretendard" w:cs="Pretendard" w:eastAsia="Pretendard" w:hAnsi="Pretendard"/>
+              <w:b w:val="false"/>
+              <w:bCs w:val="false"/>
+              <w:i w:val="false"/>
+              <w:iCs w:val="false"/>
+              <w:color w:val="9EA5AD"/>
+              <w:sz w:val="16"/>
+              <w:szCs w:val="16"/>
+            </w:rPr>
+            <w:t xml:space="preserve">— </w:t>
+          </w:r>
+          <w:r>
+            <w:rPr>
+              <w:rFonts w:ascii="Pretendard" w:cs="Pretendard" w:eastAsia="Pretendard" w:hAnsi="Pretendard"/>
+              <w:color w:val="9EA5AD"/>
+              <w:sz w:val="16"/>
+              <w:szCs w:val="16"/>
+            </w:rPr>
+            <w:fldChar w:fldCharType="begin"/>
+            <w:instrText xml:space="preserve">PAGE</w:instrText>
+            <w:fldChar w:fldCharType="separate"/>
+            <w:fldChar w:fldCharType="end"/>
+          </w:r>
+          <w:r>
+            <w:rPr>
+              <w:rFonts w:ascii="Pretendard" w:cs="Pretendard" w:eastAsia="Pretendard" w:hAnsi="Pretendard"/>
+              <w:b w:val="false"/>
+              <w:bCs w:val="false"/>
+              <w:i w:val="false"/>
+              <w:iCs w:val="false"/>
+              <w:color w:val="9EA5AD"/>
+              <w:sz w:val="16"/>
+              <w:szCs w:val="16"/>
+            </w:rPr>
+            <w:t xml:space="preserve"> / </w:t>
+          </w:r>
+          <w:r>
+            <w:rPr>
+              <w:rFonts w:ascii="Pretendard" w:cs="Pretendard" w:eastAsia="Pretendard" w:hAnsi="Pretendard"/>
+              <w:color w:val="9EA5AD"/>
+              <w:sz w:val="16"/>
+              <w:szCs w:val="16"/>
+            </w:rPr>
+            <w:fldChar w:fldCharType="begin"/>
+            <w:instrText xml:space="preserve">NUMPAGES</w:instrText>
+            <w:fldChar w:fldCharType="separate"/>
+            <w:fldChar w:fldCharType="end"/>
+          </w:r>
+          <w:r>
+            <w:rPr>
+              <w:rFonts w:ascii="Pretendard" w:cs="Pretendard" w:eastAsia="Pretendard" w:hAnsi="Pretendard"/>
+              <w:b w:val="false"/>
+              <w:bCs w:val="false"/>
+              <w:i w:val="false"/>
+              <w:iCs w:val="false"/>
+              <w:color w:val="9EA5AD"/>
+              <w:sz w:val="16"/>
+              <w:szCs w:val="16"/>
+            </w:rPr>
+            <w:t xml:space="preserve"> —</w:t>
+          </w:r>
+        </w:p>
+      </w:tc>
+    </w:tr>
+  </w:tbl>
 </w:ftr>
 </file>
 
@@ -1686,38 +2553,99 @@
       </w:tblBorders>
     </w:tblPr>
     <w:tblGrid>
-      <w:gridCol w:w="1200"/>
-      <w:gridCol w:w="7600"/>
+      <w:gridCol w:w="8800"/>
     </w:tblGrid>
     <w:tr>
+      <w:trPr>
+        <w:trHeight w:val="160" w:hRule="exact"/>
+      </w:trPr>
       <w:tc>
         <w:tcPr>
-          <w:tcW w:type="dxa" w:w="1200"/>
+          <w:tcW w:type="dxa" w:w="8800"/>
           <w:tcBorders>
             <w:top w:val="none"/>
             <w:left w:val="none"/>
             <w:bottom w:val="none"/>
             <w:right w:val="none"/>
           </w:tcBorders>
+          <w:shd w:fill="58C65D" w:color="auto" w:val="clear"/>
+          <w:vAlign w:val="center"/>
         </w:tcPr>
         <w:p>
+          <w:pPr>
+            <w:spacing w:after="0" w:before="0"/>
+            <w:jc w:val="left"/>
+          </w:pPr>
+        </w:p>
+      </w:tc>
+    </w:tr>
+  </w:tbl>
+  <w:p>
+    <w:pPr>
+      <w:spacing w:after="0" w:before="142"/>
+    </w:pPr>
+  </w:p>
+  <w:tbl>
+    <w:tblPr>
+      <w:tblW w:type="dxa" w:w="8800"/>
+      <w:tblBorders>
+        <w:top w:val="none"/>
+        <w:left w:val="none"/>
+        <w:bottom w:val="none"/>
+        <w:right w:val="none"/>
+        <w:insideH w:val="single" w:color="auto" w:sz="4"/>
+        <w:insideV w:val="single" w:color="auto" w:sz="4"/>
+      </w:tblBorders>
+    </w:tblPr>
+    <w:tblGrid>
+      <w:gridCol w:w="2200"/>
+      <w:gridCol w:w="6600"/>
+    </w:tblGrid>
+    <w:tr>
+      <w:tc>
+        <w:tcPr>
+          <w:tcW w:type="dxa" w:w="2200"/>
+          <w:tcBorders>
+            <w:top w:val="none"/>
+            <w:left w:val="none"/>
+            <w:bottom w:val="none"/>
+            <w:right w:val="none"/>
+          </w:tcBorders>
+          <w:shd w:fill="FFFFFF" w:color="auto" w:val="clear"/>
+          <w:vAlign w:val="center"/>
+        </w:tcPr>
+        <w:p>
+          <w:pPr>
+            <w:spacing w:after="10" w:before="0"/>
+            <w:jc w:val="left"/>
+          </w:pPr>
           <w:r>
             <w:rPr>
               <w:rFonts w:ascii="Pretendard" w:cs="Pretendard" w:eastAsia="Pretendard" w:hAnsi="Pretendard"/>
               <w:b/>
               <w:bCs/>
+              <w:i w:val="false"/>
+              <w:iCs w:val="false"/>
               <w:color w:val="58C65D"/>
-              <w:sz w:val="28"/>
-              <w:szCs w:val="28"/>
+              <w:sz w:val="32"/>
+              <w:szCs w:val="32"/>
             </w:rPr>
             <w:t xml:space="preserve">D'ooh</w:t>
           </w:r>
         </w:p>
         <w:p>
+          <w:pPr>
+            <w:spacing w:after="0" w:before="0"/>
+            <w:jc w:val="left"/>
+          </w:pPr>
           <w:r>
             <w:rPr>
               <w:rFonts w:ascii="Pretendard" w:cs="Pretendard" w:eastAsia="Pretendard" w:hAnsi="Pretendard"/>
-              <w:color w:val="596066"/>
+              <w:b w:val="false"/>
+              <w:bCs w:val="false"/>
+              <w:i w:val="false"/>
+              <w:iCs w:val="false"/>
+              <w:color w:val="9EA5AD"/>
               <w:sz w:val="16"/>
               <w:szCs w:val="16"/>
             </w:rPr>
@@ -1727,21 +2655,22 @@
       </w:tc>
       <w:tc>
         <w:tcPr>
-          <w:tcW w:type="dxa" w:w="7600"/>
+          <w:tcW w:type="dxa" w:w="6600"/>
           <w:tcBorders>
             <w:top w:val="none"/>
             <w:left w:val="none"/>
             <w:bottom w:val="none"/>
             <w:right w:val="none"/>
           </w:tcBorders>
+          <w:shd w:fill="FFFFFF" w:color="auto" w:val="clear"/>
           <w:vAlign w:val="bottom"/>
         </w:tcPr>
         <w:p>
           <w:pPr>
             <w:pBdr>
-              <w:bottom w:val="single" w:color="58C65D" w:sz="4"/>
+              <w:bottom w:val="single" w:color="58C65D" w:sz="6"/>
             </w:pBdr>
-            <w:spacing w:after="0"/>
+            <w:spacing w:after="4" w:before="0"/>
             <w:jc w:val="right"/>
           </w:pPr>
           <w:r>
@@ -1749,11 +2678,32 @@
               <w:rFonts w:ascii="Pretendard" w:cs="Pretendard" w:eastAsia="Pretendard" w:hAnsi="Pretendard"/>
               <w:b/>
               <w:bCs/>
+              <w:i w:val="false"/>
+              <w:iCs w:val="false"/>
               <w:color w:val="24292E"/>
               <w:sz w:val="24"/>
               <w:szCs w:val="24"/>
             </w:rPr>
             <w:t xml:space="preserve">[문서 제목]</w:t>
+          </w:r>
+        </w:p>
+        <w:p>
+          <w:pPr>
+            <w:spacing w:after="0" w:before="6"/>
+            <w:jc w:val="right"/>
+          </w:pPr>
+          <w:r>
+            <w:rPr>
+              <w:rFonts w:ascii="Pretendard" w:cs="Pretendard" w:eastAsia="Pretendard" w:hAnsi="Pretendard"/>
+              <w:b w:val="false"/>
+              <w:bCs w:val="false"/>
+              <w:i w:val="false"/>
+              <w:iCs w:val="false"/>
+              <w:color w:val="9EA5AD"/>
+              <w:sz w:val="16"/>
+              <w:szCs w:val="16"/>
+            </w:rPr>
+            <w:t xml:space="preserve">[문서 번호 · 작성일]</w:t>
           </w:r>
         </w:p>
       </w:tc>
@@ -1864,8 +2814,8 @@
       <w:rPr>
         <w:rFonts w:ascii="Pretendard" w:cs="Pretendard" w:eastAsia="Pretendard" w:hAnsi="Pretendard"/>
         <w:color w:val="24292E"/>
-        <w:sz w:val="22"/>
-        <w:szCs w:val="22"/>
+        <w:sz w:val="20"/>
+        <w:szCs w:val="20"/>
       </w:rPr>
     </w:rPrDefault>
     <w:pPrDefault/>
